--- a/6-过程管理/运行记录类文件/060201-过程框架设计方案.docx
+++ b/6-过程管理/运行记录类文件/060201-过程框架设计方案.docx
@@ -7,11 +7,31 @@
         <w:pStyle w:val="35"/>
         <w:bidi w:val="0"/>
         <w:rPr>
+          <w:rFonts w:hint="eastAsia"/>
+          <w:lang w:val="en-US" w:eastAsia="zh-CN"/>
+        </w:rPr>
+      </w:pPr>
+      <w:bookmarkStart w:id="0" w:name="_Toc17779"/>
+    </w:p>
+    <w:p>
+      <w:pPr>
+        <w:pStyle w:val="35"/>
+        <w:bidi w:val="0"/>
+        <w:rPr>
+          <w:rFonts w:hint="eastAsia"/>
+          <w:lang w:val="en-US" w:eastAsia="zh-CN"/>
+        </w:rPr>
+      </w:pPr>
+    </w:p>
+    <w:p>
+      <w:pPr>
+        <w:pStyle w:val="35"/>
+        <w:bidi w:val="0"/>
+        <w:rPr>
           <w:rFonts w:hint="default"/>
           <w:lang w:val="en-US" w:eastAsia="zh-CN"/>
         </w:rPr>
       </w:pPr>
-      <w:bookmarkStart w:id="0" w:name="_Toc6010"/>
       <w:r>
         <w:rPr>
           <w:rFonts w:hint="eastAsia"/>
@@ -26,7 +46,7 @@
         <w:pStyle w:val="36"/>
         <w:bidi w:val="0"/>
       </w:pPr>
-      <w:bookmarkStart w:id="1" w:name="_Toc9565"/>
+      <w:bookmarkStart w:id="1" w:name="_Toc15824"/>
       <w:r>
         <w:t>甘肃国邦信息科技有限公司</w:t>
       </w:r>
@@ -102,7 +122,7 @@
           <w:szCs w:val="21"/>
         </w:rPr>
       </w:pPr>
-      <w:bookmarkStart w:id="2" w:name="_Toc4243"/>
+      <w:bookmarkStart w:id="2" w:name="_Toc30605"/>
       <w:r>
         <w:rPr>
           <w:rFonts w:ascii="宋体" w:hAnsi="宋体" w:eastAsia="宋体" w:cs="宋体"/>
@@ -930,7 +950,7 @@
             <w:fldChar w:fldCharType="begin"/>
           </w:r>
           <w:r>
-            <w:instrText xml:space="preserve"> HYPERLINK \l _Toc6010 </w:instrText>
+            <w:instrText xml:space="preserve"> HYPERLINK \l _Toc17779 </w:instrText>
           </w:r>
           <w:r>
             <w:fldChar w:fldCharType="separate"/>
@@ -949,7 +969,7 @@
             <w:fldChar w:fldCharType="begin"/>
           </w:r>
           <w:r>
-            <w:instrText xml:space="preserve"> PAGEREF _Toc6010 \h </w:instrText>
+            <w:instrText xml:space="preserve"> PAGEREF _Toc17779 \h </w:instrText>
           </w:r>
           <w:r>
             <w:fldChar w:fldCharType="separate"/>
@@ -975,7 +995,7 @@
             <w:fldChar w:fldCharType="begin"/>
           </w:r>
           <w:r>
-            <w:instrText xml:space="preserve"> HYPERLINK \l _Toc9565 </w:instrText>
+            <w:instrText xml:space="preserve"> HYPERLINK \l _Toc15824 </w:instrText>
           </w:r>
           <w:r>
             <w:fldChar w:fldCharType="separate"/>
@@ -990,7 +1010,7 @@
             <w:fldChar w:fldCharType="begin"/>
           </w:r>
           <w:r>
-            <w:instrText xml:space="preserve"> PAGEREF _Toc9565 \h </w:instrText>
+            <w:instrText xml:space="preserve"> PAGEREF _Toc15824 \h </w:instrText>
           </w:r>
           <w:r>
             <w:fldChar w:fldCharType="separate"/>
@@ -1016,7 +1036,7 @@
             <w:fldChar w:fldCharType="begin"/>
           </w:r>
           <w:r>
-            <w:instrText xml:space="preserve"> HYPERLINK \l _Toc4243 </w:instrText>
+            <w:instrText xml:space="preserve"> HYPERLINK \l _Toc30605 </w:instrText>
           </w:r>
           <w:r>
             <w:fldChar w:fldCharType="separate"/>
@@ -1036,7 +1056,7 @@
             <w:fldChar w:fldCharType="begin"/>
           </w:r>
           <w:r>
-            <w:instrText xml:space="preserve"> PAGEREF _Toc4243 \h </w:instrText>
+            <w:instrText xml:space="preserve"> PAGEREF _Toc30605 \h </w:instrText>
           </w:r>
           <w:r>
             <w:fldChar w:fldCharType="separate"/>
@@ -1062,7 +1082,7 @@
             <w:fldChar w:fldCharType="begin"/>
           </w:r>
           <w:r>
-            <w:instrText xml:space="preserve"> HYPERLINK \l _Toc26241 </w:instrText>
+            <w:instrText xml:space="preserve"> HYPERLINK \l _Toc6730 </w:instrText>
           </w:r>
           <w:r>
             <w:fldChar w:fldCharType="separate"/>
@@ -1081,7 +1101,7 @@
             <w:fldChar w:fldCharType="begin"/>
           </w:r>
           <w:r>
-            <w:instrText xml:space="preserve"> PAGEREF _Toc26241 \h </w:instrText>
+            <w:instrText xml:space="preserve"> PAGEREF _Toc6730 \h </w:instrText>
           </w:r>
           <w:r>
             <w:fldChar w:fldCharType="separate"/>
@@ -1107,7 +1127,7 @@
             <w:fldChar w:fldCharType="begin"/>
           </w:r>
           <w:r>
-            <w:instrText xml:space="preserve"> HYPERLINK \l _Toc23412 </w:instrText>
+            <w:instrText xml:space="preserve"> HYPERLINK \l _Toc22755 </w:instrText>
           </w:r>
           <w:r>
             <w:fldChar w:fldCharType="separate"/>
@@ -1133,7 +1153,7 @@
             <w:fldChar w:fldCharType="begin"/>
           </w:r>
           <w:r>
-            <w:instrText xml:space="preserve"> PAGEREF _Toc23412 \h </w:instrText>
+            <w:instrText xml:space="preserve"> PAGEREF _Toc22755 \h </w:instrText>
           </w:r>
           <w:r>
             <w:fldChar w:fldCharType="separate"/>
@@ -1159,7 +1179,7 @@
             <w:fldChar w:fldCharType="begin"/>
           </w:r>
           <w:r>
-            <w:instrText xml:space="preserve"> HYPERLINK \l _Toc8209 </w:instrText>
+            <w:instrText xml:space="preserve"> HYPERLINK \l _Toc9374 </w:instrText>
           </w:r>
           <w:r>
             <w:fldChar w:fldCharType="separate"/>
@@ -1178,7 +1198,7 @@
             <w:fldChar w:fldCharType="begin"/>
           </w:r>
           <w:r>
-            <w:instrText xml:space="preserve"> PAGEREF _Toc8209 \h </w:instrText>
+            <w:instrText xml:space="preserve"> PAGEREF _Toc9374 \h </w:instrText>
           </w:r>
           <w:r>
             <w:fldChar w:fldCharType="separate"/>
@@ -1204,7 +1224,7 @@
             <w:fldChar w:fldCharType="begin"/>
           </w:r>
           <w:r>
-            <w:instrText xml:space="preserve"> HYPERLINK \l _Toc4299 </w:instrText>
+            <w:instrText xml:space="preserve"> HYPERLINK \l _Toc30476 </w:instrText>
           </w:r>
           <w:r>
             <w:fldChar w:fldCharType="separate"/>
@@ -1230,7 +1250,7 @@
             <w:fldChar w:fldCharType="begin"/>
           </w:r>
           <w:r>
-            <w:instrText xml:space="preserve"> PAGEREF _Toc4299 \h </w:instrText>
+            <w:instrText xml:space="preserve"> PAGEREF _Toc30476 \h </w:instrText>
           </w:r>
           <w:r>
             <w:fldChar w:fldCharType="separate"/>
@@ -1256,7 +1276,7 @@
             <w:fldChar w:fldCharType="begin"/>
           </w:r>
           <w:r>
-            <w:instrText xml:space="preserve"> HYPERLINK \l _Toc18461 </w:instrText>
+            <w:instrText xml:space="preserve"> HYPERLINK \l _Toc14929 </w:instrText>
           </w:r>
           <w:r>
             <w:fldChar w:fldCharType="separate"/>
@@ -1275,7 +1295,7 @@
             <w:fldChar w:fldCharType="begin"/>
           </w:r>
           <w:r>
-            <w:instrText xml:space="preserve"> PAGEREF _Toc18461 \h </w:instrText>
+            <w:instrText xml:space="preserve"> PAGEREF _Toc14929 \h </w:instrText>
           </w:r>
           <w:r>
             <w:fldChar w:fldCharType="separate"/>
@@ -1301,7 +1321,7 @@
             <w:fldChar w:fldCharType="begin"/>
           </w:r>
           <w:r>
-            <w:instrText xml:space="preserve"> HYPERLINK \l _Toc30226 </w:instrText>
+            <w:instrText xml:space="preserve"> HYPERLINK \l _Toc28291 </w:instrText>
           </w:r>
           <w:r>
             <w:fldChar w:fldCharType="separate"/>
@@ -1320,7 +1340,7 @@
             <w:fldChar w:fldCharType="begin"/>
           </w:r>
           <w:r>
-            <w:instrText xml:space="preserve"> PAGEREF _Toc30226 \h </w:instrText>
+            <w:instrText xml:space="preserve"> PAGEREF _Toc28291 \h </w:instrText>
           </w:r>
           <w:r>
             <w:fldChar w:fldCharType="separate"/>
@@ -1380,7 +1400,7 @@
           <w:lang w:val="en-US" w:eastAsia="zh-CN"/>
         </w:rPr>
       </w:pPr>
-      <w:bookmarkStart w:id="3" w:name="_Toc26241"/>
+      <w:bookmarkStart w:id="3" w:name="_Toc6730"/>
       <w:r>
         <w:rPr>
           <w:rFonts w:hint="default"/>
@@ -1423,7 +1443,7 @@
           <w:lang w:val="en-US" w:eastAsia="zh-CN"/>
         </w:rPr>
       </w:pPr>
-      <w:bookmarkStart w:id="4" w:name="_Toc23412"/>
+      <w:bookmarkStart w:id="4" w:name="_Toc22755"/>
       <w:r>
         <w:rPr>
           <w:rFonts w:hint="default"/>
@@ -1517,7 +1537,7 @@
           <w:lang w:val="en-US" w:eastAsia="zh-CN"/>
         </w:rPr>
       </w:pPr>
-      <w:bookmarkStart w:id="5" w:name="_Toc8209"/>
+      <w:bookmarkStart w:id="5" w:name="_Toc9374"/>
       <w:r>
         <w:rPr>
           <w:rFonts w:hint="default"/>
@@ -1581,7 +1601,6 @@
           <w:position w:val="-90"/>
         </w:rPr>
       </w:pPr>
-      <w:bookmarkStart w:id="9" w:name="_GoBack"/>
       <w:r>
         <w:drawing>
           <wp:inline distT="0" distB="0" distL="114300" distR="114300">
@@ -1625,7 +1644,6 @@
           </wp:inline>
         </w:drawing>
       </w:r>
-      <w:bookmarkEnd w:id="9"/>
     </w:p>
     <w:p>
       <w:pPr>
@@ -1636,7 +1654,7 @@
           <w:lang w:val="en-US" w:eastAsia="zh-CN"/>
         </w:rPr>
       </w:pPr>
-      <w:bookmarkStart w:id="6" w:name="_Toc4299"/>
+      <w:bookmarkStart w:id="6" w:name="_Toc30476"/>
       <w:r>
         <w:rPr>
           <w:rFonts w:hint="eastAsia"/>
@@ -2096,7 +2114,23 @@
                 <w:rFonts w:hint="default"/>
                 <w:lang w:val="en-US" w:eastAsia="zh-CN"/>
               </w:rPr>
-              <w:t>服务报告及时率≥9</w:t>
+              <w:t>服务报告</w:t>
+            </w:r>
+            <w:r>
+              <w:rPr>
+                <w:rFonts w:hint="eastAsia"/>
+                <w:lang w:val="en-US" w:eastAsia="zh-CN"/>
+              </w:rPr>
+              <w:t>交付</w:t>
+            </w:r>
+            <w:bookmarkStart w:id="9" w:name="_GoBack"/>
+            <w:bookmarkEnd w:id="9"/>
+            <w:r>
+              <w:rPr>
+                <w:rFonts w:hint="default"/>
+                <w:lang w:val="en-US" w:eastAsia="zh-CN"/>
+              </w:rPr>
+              <w:t>及时率≥9</w:t>
             </w:r>
             <w:r>
               <w:rPr>
@@ -4751,7 +4785,7 @@
           <w:lang w:val="en-US" w:eastAsia="zh-CN"/>
         </w:rPr>
       </w:pPr>
-      <w:bookmarkStart w:id="7" w:name="_Toc18461"/>
+      <w:bookmarkStart w:id="7" w:name="_Toc14929"/>
       <w:r>
         <w:rPr>
           <w:rFonts w:hint="default"/>
@@ -4779,7 +4813,7 @@
           <w:rFonts w:hint="default"/>
           <w:lang w:val="en-US" w:eastAsia="zh-CN"/>
         </w:rPr>
-        <w:t>配置管理（CMDB） 作为数据枢纽，为所有过程提供一致的配置信息。</w:t>
+        <w:t>配置管理（CMDB）作为数据枢纽，为所有过程提供一致的配置信息。</w:t>
       </w:r>
     </w:p>
     <w:p>
@@ -4800,7 +4834,7 @@
           <w:rFonts w:hint="default"/>
           <w:lang w:val="en-US" w:eastAsia="zh-CN"/>
         </w:rPr>
-        <w:t>变更管理与发布管理 严格联动，确保生产变更可控、可追溯。</w:t>
+        <w:t>变更管理与发布管理严格联动，确保生产变更可控、可追溯。</w:t>
       </w:r>
     </w:p>
     <w:p>
@@ -4821,7 +4855,7 @@
           <w:rFonts w:hint="default"/>
           <w:lang w:val="en-US" w:eastAsia="zh-CN"/>
         </w:rPr>
-        <w:t>事件管理与问题管理 形成闭环，从应急响应到根本解决。</w:t>
+        <w:t>事件管理与问题管理形成闭环，从应急响应到根本解决。</w:t>
       </w:r>
     </w:p>
     <w:p>
@@ -4854,7 +4888,7 @@
           <w:lang w:val="en-US" w:eastAsia="zh-CN"/>
         </w:rPr>
       </w:pPr>
-      <w:bookmarkStart w:id="8" w:name="_Toc30226"/>
+      <w:bookmarkStart w:id="8" w:name="_Toc28291"/>
       <w:r>
         <w:rPr>
           <w:rFonts w:hint="default"/>

--- a/6-过程管理/运行记录类文件/060201-过程框架设计方案.docx
+++ b/6-过程管理/运行记录类文件/060201-过程框架设计方案.docx
@@ -11,7 +11,6 @@
           <w:lang w:val="en-US" w:eastAsia="zh-CN"/>
         </w:rPr>
       </w:pPr>
-      <w:bookmarkStart w:id="0" w:name="_Toc17779"/>
     </w:p>
     <w:p>
       <w:pPr>
@@ -32,6 +31,7 @@
           <w:lang w:val="en-US" w:eastAsia="zh-CN"/>
         </w:rPr>
       </w:pPr>
+      <w:bookmarkStart w:id="0" w:name="_Toc8675"/>
       <w:r>
         <w:rPr>
           <w:rFonts w:hint="eastAsia"/>
@@ -46,7 +46,7 @@
         <w:pStyle w:val="36"/>
         <w:bidi w:val="0"/>
       </w:pPr>
-      <w:bookmarkStart w:id="1" w:name="_Toc15824"/>
+      <w:bookmarkStart w:id="1" w:name="_Toc21663"/>
       <w:r>
         <w:t>甘肃国邦信息科技有限公司</w:t>
       </w:r>
@@ -122,7 +122,7 @@
           <w:szCs w:val="21"/>
         </w:rPr>
       </w:pPr>
-      <w:bookmarkStart w:id="2" w:name="_Toc30605"/>
+      <w:bookmarkStart w:id="2" w:name="_Toc14612"/>
       <w:r>
         <w:rPr>
           <w:rFonts w:ascii="宋体" w:hAnsi="宋体" w:eastAsia="宋体" w:cs="宋体"/>
@@ -950,7 +950,7 @@
             <w:fldChar w:fldCharType="begin"/>
           </w:r>
           <w:r>
-            <w:instrText xml:space="preserve"> HYPERLINK \l _Toc17779 </w:instrText>
+            <w:instrText xml:space="preserve"> HYPERLINK \l _Toc8675 </w:instrText>
           </w:r>
           <w:r>
             <w:fldChar w:fldCharType="separate"/>
@@ -969,7 +969,7 @@
             <w:fldChar w:fldCharType="begin"/>
           </w:r>
           <w:r>
-            <w:instrText xml:space="preserve"> PAGEREF _Toc17779 \h </w:instrText>
+            <w:instrText xml:space="preserve"> PAGEREF _Toc8675 \h </w:instrText>
           </w:r>
           <w:r>
             <w:fldChar w:fldCharType="separate"/>
@@ -995,7 +995,7 @@
             <w:fldChar w:fldCharType="begin"/>
           </w:r>
           <w:r>
-            <w:instrText xml:space="preserve"> HYPERLINK \l _Toc15824 </w:instrText>
+            <w:instrText xml:space="preserve"> HYPERLINK \l _Toc21663 </w:instrText>
           </w:r>
           <w:r>
             <w:fldChar w:fldCharType="separate"/>
@@ -1010,7 +1010,7 @@
             <w:fldChar w:fldCharType="begin"/>
           </w:r>
           <w:r>
-            <w:instrText xml:space="preserve"> PAGEREF _Toc15824 \h </w:instrText>
+            <w:instrText xml:space="preserve"> PAGEREF _Toc21663 \h </w:instrText>
           </w:r>
           <w:r>
             <w:fldChar w:fldCharType="separate"/>
@@ -1036,7 +1036,7 @@
             <w:fldChar w:fldCharType="begin"/>
           </w:r>
           <w:r>
-            <w:instrText xml:space="preserve"> HYPERLINK \l _Toc30605 </w:instrText>
+            <w:instrText xml:space="preserve"> HYPERLINK \l _Toc14612 </w:instrText>
           </w:r>
           <w:r>
             <w:fldChar w:fldCharType="separate"/>
@@ -1056,7 +1056,7 @@
             <w:fldChar w:fldCharType="begin"/>
           </w:r>
           <w:r>
-            <w:instrText xml:space="preserve"> PAGEREF _Toc30605 \h </w:instrText>
+            <w:instrText xml:space="preserve"> PAGEREF _Toc14612 \h </w:instrText>
           </w:r>
           <w:r>
             <w:fldChar w:fldCharType="separate"/>
@@ -1082,7 +1082,7 @@
             <w:fldChar w:fldCharType="begin"/>
           </w:r>
           <w:r>
-            <w:instrText xml:space="preserve"> HYPERLINK \l _Toc6730 </w:instrText>
+            <w:instrText xml:space="preserve"> HYPERLINK \l _Toc25830 </w:instrText>
           </w:r>
           <w:r>
             <w:fldChar w:fldCharType="separate"/>
@@ -1101,7 +1101,7 @@
             <w:fldChar w:fldCharType="begin"/>
           </w:r>
           <w:r>
-            <w:instrText xml:space="preserve"> PAGEREF _Toc6730 \h </w:instrText>
+            <w:instrText xml:space="preserve"> PAGEREF _Toc25830 \h </w:instrText>
           </w:r>
           <w:r>
             <w:fldChar w:fldCharType="separate"/>
@@ -1127,7 +1127,7 @@
             <w:fldChar w:fldCharType="begin"/>
           </w:r>
           <w:r>
-            <w:instrText xml:space="preserve"> HYPERLINK \l _Toc22755 </w:instrText>
+            <w:instrText xml:space="preserve"> HYPERLINK \l _Toc10316 </w:instrText>
           </w:r>
           <w:r>
             <w:fldChar w:fldCharType="separate"/>
@@ -1137,14 +1137,14 @@
               <w:rFonts w:hint="default"/>
               <w:lang w:val="en-US" w:eastAsia="zh-CN"/>
             </w:rPr>
-            <w:t>2. 过程框架设计</w:t>
+            <w:t xml:space="preserve">2. </w:t>
           </w:r>
           <w:r>
             <w:rPr>
               <w:rFonts w:hint="eastAsia"/>
               <w:lang w:val="en-US" w:eastAsia="zh-CN"/>
             </w:rPr>
-            <w:t>原则</w:t>
+            <w:t>适用范围</w:t>
           </w:r>
           <w:r>
             <w:tab/>
@@ -1153,7 +1153,7 @@
             <w:fldChar w:fldCharType="begin"/>
           </w:r>
           <w:r>
-            <w:instrText xml:space="preserve"> PAGEREF _Toc22755 \h </w:instrText>
+            <w:instrText xml:space="preserve"> PAGEREF _Toc10316 \h </w:instrText>
           </w:r>
           <w:r>
             <w:fldChar w:fldCharType="separate"/>
@@ -1179,7 +1179,7 @@
             <w:fldChar w:fldCharType="begin"/>
           </w:r>
           <w:r>
-            <w:instrText xml:space="preserve"> HYPERLINK \l _Toc9374 </w:instrText>
+            <w:instrText xml:space="preserve"> HYPERLINK \l _Toc21049 </w:instrText>
           </w:r>
           <w:r>
             <w:fldChar w:fldCharType="separate"/>
@@ -1189,7 +1189,14 @@
               <w:rFonts w:hint="default"/>
               <w:lang w:val="en-US" w:eastAsia="zh-CN"/>
             </w:rPr>
-            <w:t>3. 过程框架概览</w:t>
+            <w:t>3. 过程框架设计</w:t>
+          </w:r>
+          <w:r>
+            <w:rPr>
+              <w:rFonts w:hint="eastAsia"/>
+              <w:lang w:val="en-US" w:eastAsia="zh-CN"/>
+            </w:rPr>
+            <w:t>原则</w:t>
           </w:r>
           <w:r>
             <w:tab/>
@@ -1198,7 +1205,7 @@
             <w:fldChar w:fldCharType="begin"/>
           </w:r>
           <w:r>
-            <w:instrText xml:space="preserve"> PAGEREF _Toc9374 \h </w:instrText>
+            <w:instrText xml:space="preserve"> PAGEREF _Toc21049 \h </w:instrText>
           </w:r>
           <w:r>
             <w:fldChar w:fldCharType="separate"/>
@@ -1224,7 +1231,7 @@
             <w:fldChar w:fldCharType="begin"/>
           </w:r>
           <w:r>
-            <w:instrText xml:space="preserve"> HYPERLINK \l _Toc30476 </w:instrText>
+            <w:instrText xml:space="preserve"> HYPERLINK \l _Toc24065 </w:instrText>
           </w:r>
           <w:r>
             <w:fldChar w:fldCharType="separate"/>
@@ -1234,14 +1241,7 @@
               <w:rFonts w:hint="default"/>
               <w:lang w:val="en-US" w:eastAsia="zh-CN"/>
             </w:rPr>
-            <w:t xml:space="preserve">4. </w:t>
-          </w:r>
-          <w:r>
-            <w:rPr>
-              <w:rFonts w:hint="eastAsia"/>
-              <w:lang w:val="en-US" w:eastAsia="zh-CN"/>
-            </w:rPr>
-            <w:t>各过程详细定义</w:t>
+            <w:t>4. 过程框架概览</w:t>
           </w:r>
           <w:r>
             <w:tab/>
@@ -1250,13 +1250,13 @@
             <w:fldChar w:fldCharType="begin"/>
           </w:r>
           <w:r>
-            <w:instrText xml:space="preserve"> PAGEREF _Toc30476 \h </w:instrText>
+            <w:instrText xml:space="preserve"> PAGEREF _Toc24065 \h </w:instrText>
           </w:r>
           <w:r>
             <w:fldChar w:fldCharType="separate"/>
           </w:r>
           <w:r>
-            <w:t>5</w:t>
+            <w:t>4</w:t>
           </w:r>
           <w:r>
             <w:fldChar w:fldCharType="end"/>
@@ -1276,7 +1276,7 @@
             <w:fldChar w:fldCharType="begin"/>
           </w:r>
           <w:r>
-            <w:instrText xml:space="preserve"> HYPERLINK \l _Toc14929 </w:instrText>
+            <w:instrText xml:space="preserve"> HYPERLINK \l _Toc11311 </w:instrText>
           </w:r>
           <w:r>
             <w:fldChar w:fldCharType="separate"/>
@@ -1286,7 +1286,14 @@
               <w:rFonts w:hint="default"/>
               <w:lang w:val="en-US" w:eastAsia="zh-CN"/>
             </w:rPr>
-            <w:t>5. 过程间协作机制</w:t>
+            <w:t xml:space="preserve">5. </w:t>
+          </w:r>
+          <w:r>
+            <w:rPr>
+              <w:rFonts w:hint="eastAsia"/>
+              <w:lang w:val="en-US" w:eastAsia="zh-CN"/>
+            </w:rPr>
+            <w:t>过程说明与关联关系</w:t>
           </w:r>
           <w:r>
             <w:tab/>
@@ -1295,13 +1302,13 @@
             <w:fldChar w:fldCharType="begin"/>
           </w:r>
           <w:r>
-            <w:instrText xml:space="preserve"> PAGEREF _Toc14929 \h </w:instrText>
+            <w:instrText xml:space="preserve"> PAGEREF _Toc11311 \h </w:instrText>
           </w:r>
           <w:r>
             <w:fldChar w:fldCharType="separate"/>
           </w:r>
           <w:r>
-            <w:t>8</w:t>
+            <w:t>5</w:t>
           </w:r>
           <w:r>
             <w:fldChar w:fldCharType="end"/>
@@ -1321,7 +1328,7 @@
             <w:fldChar w:fldCharType="begin"/>
           </w:r>
           <w:r>
-            <w:instrText xml:space="preserve"> HYPERLINK \l _Toc28291 </w:instrText>
+            <w:instrText xml:space="preserve"> HYPERLINK \l _Toc641 </w:instrText>
           </w:r>
           <w:r>
             <w:fldChar w:fldCharType="separate"/>
@@ -1331,7 +1338,14 @@
               <w:rFonts w:hint="default"/>
               <w:lang w:val="en-US" w:eastAsia="zh-CN"/>
             </w:rPr>
-            <w:t>6. 实施与持续改进</w:t>
+            <w:t xml:space="preserve">6. </w:t>
+          </w:r>
+          <w:r>
+            <w:rPr>
+              <w:rFonts w:hint="eastAsia"/>
+              <w:lang w:val="en-US" w:eastAsia="zh-CN"/>
+            </w:rPr>
+            <w:t>各过程详细定义</w:t>
           </w:r>
           <w:r>
             <w:tab/>
@@ -1340,13 +1354,103 @@
             <w:fldChar w:fldCharType="begin"/>
           </w:r>
           <w:r>
-            <w:instrText xml:space="preserve"> PAGEREF _Toc28291 \h </w:instrText>
+            <w:instrText xml:space="preserve"> PAGEREF _Toc641 \h </w:instrText>
           </w:r>
           <w:r>
             <w:fldChar w:fldCharType="separate"/>
           </w:r>
           <w:r>
-            <w:t>8</w:t>
+            <w:t>6</w:t>
+          </w:r>
+          <w:r>
+            <w:fldChar w:fldCharType="end"/>
+          </w:r>
+          <w:r>
+            <w:fldChar w:fldCharType="end"/>
+          </w:r>
+        </w:p>
+        <w:p>
+          <w:pPr>
+            <w:pStyle w:val="17"/>
+            <w:tabs>
+              <w:tab w:val="right" w:leader="dot" w:pos="9082"/>
+            </w:tabs>
+          </w:pPr>
+          <w:r>
+            <w:fldChar w:fldCharType="begin"/>
+          </w:r>
+          <w:r>
+            <w:instrText xml:space="preserve"> HYPERLINK \l _Toc15528 </w:instrText>
+          </w:r>
+          <w:r>
+            <w:fldChar w:fldCharType="separate"/>
+          </w:r>
+          <w:r>
+            <w:rPr>
+              <w:rFonts w:hint="default"/>
+              <w:lang w:val="en-US" w:eastAsia="zh-CN"/>
+            </w:rPr>
+            <w:t>7. 过程间协作机制</w:t>
+          </w:r>
+          <w:r>
+            <w:tab/>
+          </w:r>
+          <w:r>
+            <w:fldChar w:fldCharType="begin"/>
+          </w:r>
+          <w:r>
+            <w:instrText xml:space="preserve"> PAGEREF _Toc15528 \h </w:instrText>
+          </w:r>
+          <w:r>
+            <w:fldChar w:fldCharType="separate"/>
+          </w:r>
+          <w:r>
+            <w:t>9</w:t>
+          </w:r>
+          <w:r>
+            <w:fldChar w:fldCharType="end"/>
+          </w:r>
+          <w:r>
+            <w:fldChar w:fldCharType="end"/>
+          </w:r>
+        </w:p>
+        <w:p>
+          <w:pPr>
+            <w:pStyle w:val="17"/>
+            <w:tabs>
+              <w:tab w:val="right" w:leader="dot" w:pos="9082"/>
+            </w:tabs>
+          </w:pPr>
+          <w:r>
+            <w:fldChar w:fldCharType="begin"/>
+          </w:r>
+          <w:r>
+            <w:instrText xml:space="preserve"> HYPERLINK \l _Toc6095 </w:instrText>
+          </w:r>
+          <w:r>
+            <w:fldChar w:fldCharType="separate"/>
+          </w:r>
+          <w:r>
+            <w:rPr>
+              <w:rFonts w:hint="default"/>
+              <w:lang w:val="en-US" w:eastAsia="zh-CN"/>
+            </w:rPr>
+            <w:t>8. 实施与持续改进</w:t>
+          </w:r>
+          <w:r>
+            <w:tab/>
+          </w:r>
+          <w:r>
+            <w:fldChar w:fldCharType="begin"/>
+          </w:r>
+          <w:r>
+            <w:instrText xml:space="preserve"> PAGEREF _Toc6095 \h </w:instrText>
+          </w:r>
+          <w:r>
+            <w:fldChar w:fldCharType="separate"/>
+          </w:r>
+          <w:r>
+            <w:t>10</w:t>
           </w:r>
           <w:r>
             <w:fldChar w:fldCharType="end"/>
@@ -1400,7 +1504,7 @@
           <w:lang w:val="en-US" w:eastAsia="zh-CN"/>
         </w:rPr>
       </w:pPr>
-      <w:bookmarkStart w:id="3" w:name="_Toc6730"/>
+      <w:bookmarkStart w:id="3" w:name="_Toc25830"/>
       <w:r>
         <w:rPr>
           <w:rFonts w:hint="default"/>
@@ -1443,7 +1547,56 @@
           <w:lang w:val="en-US" w:eastAsia="zh-CN"/>
         </w:rPr>
       </w:pPr>
-      <w:bookmarkStart w:id="4" w:name="_Toc22755"/>
+      <w:bookmarkStart w:id="4" w:name="_Toc10316"/>
+      <w:r>
+        <w:rPr>
+          <w:rFonts w:hint="eastAsia"/>
+          <w:lang w:val="en-US" w:eastAsia="zh-CN"/>
+        </w:rPr>
+        <w:t>适用范围</w:t>
+      </w:r>
+      <w:bookmarkEnd w:id="4"/>
+    </w:p>
+    <w:p>
+      <w:pPr>
+        <w:pStyle w:val="31"/>
+        <w:bidi w:val="0"/>
+        <w:rPr>
+          <w:rFonts w:hint="eastAsia" w:eastAsia="宋体"/>
+          <w:lang w:val="en-US" w:eastAsia="zh-CN"/>
+        </w:rPr>
+      </w:pPr>
+      <w:r>
+        <w:t>适用于公司运维服务项目及相关的服务管理活动，涵盖服务级别管理、</w:t>
+      </w:r>
+      <w:r>
+        <w:rPr>
+          <w:rFonts w:hint="eastAsia"/>
+          <w:lang w:val="en-US" w:eastAsia="zh-CN"/>
+        </w:rPr>
+        <w:t>服务报告管理、</w:t>
+      </w:r>
+      <w:r>
+        <w:t>事件管理、问题管理、变更管理、发布管理、配置管理、可用性连续性管理、容量管理、信息安全管理等全过程</w:t>
+      </w:r>
+      <w:r>
+        <w:rPr>
+          <w:rFonts w:hint="eastAsia"/>
+          <w:lang w:eastAsia="zh-CN"/>
+        </w:rPr>
+        <w:t>。</w:t>
+      </w:r>
+    </w:p>
+    <w:p>
+      <w:pPr>
+        <w:pStyle w:val="30"/>
+        <w:bidi w:val="0"/>
+        <w:rPr>
+          <w:rFonts w:hint="default"/>
+          <w:lang w:val="en-US" w:eastAsia="zh-CN"/>
+        </w:rPr>
+      </w:pPr>
+      <w:bookmarkStart w:id="5" w:name="_Toc21049"/>
       <w:r>
         <w:rPr>
           <w:rFonts w:hint="default"/>
@@ -1458,7 +1611,7 @@
         </w:rPr>
         <w:t>原则</w:t>
       </w:r>
-      <w:bookmarkEnd w:id="4"/>
+      <w:bookmarkEnd w:id="5"/>
     </w:p>
     <w:p>
       <w:pPr>
@@ -1537,7 +1690,7 @@
           <w:lang w:val="en-US" w:eastAsia="zh-CN"/>
         </w:rPr>
       </w:pPr>
-      <w:bookmarkStart w:id="5" w:name="_Toc9374"/>
+      <w:bookmarkStart w:id="6" w:name="_Toc24065"/>
       <w:r>
         <w:rPr>
           <w:rFonts w:hint="default"/>
@@ -1545,7 +1698,7 @@
         </w:rPr>
         <w:t>过程框架概览</w:t>
       </w:r>
-      <w:bookmarkEnd w:id="5"/>
+      <w:bookmarkEnd w:id="6"/>
     </w:p>
     <w:p>
       <w:pPr>
@@ -1597,15 +1750,13 @@
         <w:ind w:left="0" w:leftChars="0" w:right="0" w:rightChars="0" w:firstLine="0" w:firstLineChars="0"/>
         <w:jc w:val="center"/>
         <w:textAlignment w:val="auto"/>
-        <w:rPr>
-          <w:position w:val="-90"/>
-        </w:rPr>
       </w:pPr>
+      <w:bookmarkStart w:id="11" w:name="_GoBack"/>
       <w:r>
         <w:drawing>
           <wp:inline distT="0" distB="0" distL="114300" distR="114300">
-            <wp:extent cx="3390265" cy="2485390"/>
-            <wp:effectExtent l="0" t="0" r="8255" b="13970"/>
+            <wp:extent cx="3771265" cy="3414395"/>
+            <wp:effectExtent l="0" t="0" r="8255" b="14605"/>
             <wp:docPr id="1" name="图片 1"/>
             <wp:cNvGraphicFramePr>
               <a:graphicFrameLocks xmlns:a="http://schemas.openxmlformats.org/drawingml/2006/main" noChangeAspect="1"/>
@@ -1628,7 +1779,7 @@
                   <pic:spPr>
                     <a:xfrm>
                       <a:off x="0" y="0"/>
-                      <a:ext cx="3390265" cy="2485390"/>
+                      <a:ext cx="3771265" cy="3414395"/>
                     </a:xfrm>
                     <a:prstGeom prst="rect">
                       <a:avLst/>
@@ -1644,6 +1795,3009 @@
           </wp:inline>
         </w:drawing>
       </w:r>
+      <w:bookmarkEnd w:id="11"/>
+    </w:p>
+    <w:p>
+      <w:pPr>
+        <w:pStyle w:val="30"/>
+        <w:bidi w:val="0"/>
+        <w:rPr>
+          <w:rFonts w:hint="eastAsia"/>
+          <w:lang w:val="en-US" w:eastAsia="zh-CN"/>
+        </w:rPr>
+      </w:pPr>
+      <w:bookmarkStart w:id="7" w:name="_Toc11311"/>
+      <w:r>
+        <w:rPr>
+          <w:rFonts w:hint="eastAsia"/>
+          <w:lang w:val="en-US" w:eastAsia="zh-CN"/>
+        </w:rPr>
+        <w:t>过程说明与关联关系</w:t>
+      </w:r>
+      <w:bookmarkEnd w:id="7"/>
+    </w:p>
+    <w:tbl>
+      <w:tblPr>
+        <w:tblStyle w:val="21"/>
+        <w:tblW w:w="0" w:type="auto"/>
+        <w:tblInd w:w="0" w:type="dxa"/>
+        <w:tblBorders>
+          <w:top w:val="single" w:color="auto" w:sz="4" w:space="0"/>
+          <w:left w:val="single" w:color="auto" w:sz="4" w:space="0"/>
+          <w:bottom w:val="single" w:color="auto" w:sz="4" w:space="0"/>
+          <w:right w:val="single" w:color="auto" w:sz="4" w:space="0"/>
+          <w:insideH w:val="single" w:color="auto" w:sz="4" w:space="0"/>
+          <w:insideV w:val="single" w:color="auto" w:sz="4" w:space="0"/>
+        </w:tblBorders>
+        <w:shd w:val="clear" w:color="auto" w:fill="auto"/>
+        <w:tblLayout w:type="autofit"/>
+        <w:tblCellMar>
+          <w:top w:w="15" w:type="dxa"/>
+          <w:left w:w="15" w:type="dxa"/>
+          <w:bottom w:w="15" w:type="dxa"/>
+          <w:right w:w="15" w:type="dxa"/>
+        </w:tblCellMar>
+      </w:tblPr>
+      <w:tblGrid>
+        <w:gridCol w:w="1387"/>
+        <w:gridCol w:w="1530"/>
+        <w:gridCol w:w="1901"/>
+        <w:gridCol w:w="2018"/>
+        <w:gridCol w:w="1662"/>
+      </w:tblGrid>
+      <w:tr>
+        <w:tblPrEx>
+          <w:tblBorders>
+            <w:top w:val="single" w:color="auto" w:sz="4" w:space="0"/>
+            <w:left w:val="single" w:color="auto" w:sz="4" w:space="0"/>
+            <w:bottom w:val="single" w:color="auto" w:sz="4" w:space="0"/>
+            <w:right w:val="single" w:color="auto" w:sz="4" w:space="0"/>
+            <w:insideH w:val="single" w:color="auto" w:sz="4" w:space="0"/>
+            <w:insideV w:val="single" w:color="auto" w:sz="4" w:space="0"/>
+          </w:tblBorders>
+          <w:shd w:val="clear" w:color="auto" w:fill="auto"/>
+          <w:tblCellMar>
+            <w:top w:w="15" w:type="dxa"/>
+            <w:left w:w="15" w:type="dxa"/>
+            <w:bottom w:w="15" w:type="dxa"/>
+            <w:right w:w="15" w:type="dxa"/>
+          </w:tblCellMar>
+        </w:tblPrEx>
+        <w:trPr>
+          <w:tblHeader/>
+        </w:trPr>
+        <w:tc>
+          <w:tcPr>
+            <w:tcW w:w="1387" w:type="dxa"/>
+            <w:shd w:val="clear" w:color="auto" w:fill="auto"/>
+            <w:tcMar>
+              <w:top w:w="120" w:type="dxa"/>
+              <w:left w:w="0" w:type="dxa"/>
+              <w:bottom w:w="120" w:type="dxa"/>
+              <w:right w:w="192" w:type="dxa"/>
+            </w:tcMar>
+            <w:vAlign w:val="center"/>
+          </w:tcPr>
+          <w:p>
+            <w:pPr>
+              <w:keepNext w:val="0"/>
+              <w:keepLines w:val="0"/>
+              <w:widowControl/>
+              <w:suppressLineNumbers w:val="0"/>
+              <w:spacing w:line="300" w:lineRule="atLeast"/>
+              <w:jc w:val="left"/>
+              <w:rPr>
+                <w:rFonts w:ascii="Segoe UI" w:hAnsi="Segoe UI" w:eastAsia="Segoe UI" w:cs="Segoe UI"/>
+                <w:i w:val="0"/>
+                <w:iCs w:val="0"/>
+                <w:caps w:val="0"/>
+                <w:color w:val="0F1115"/>
+                <w:spacing w:val="0"/>
+                <w:sz w:val="18"/>
+                <w:szCs w:val="18"/>
+              </w:rPr>
+            </w:pPr>
+            <w:r>
+              <w:rPr>
+                <w:rFonts w:hint="default" w:ascii="Segoe UI" w:hAnsi="Segoe UI" w:eastAsia="Segoe UI" w:cs="Segoe UI"/>
+                <w:i w:val="0"/>
+                <w:iCs w:val="0"/>
+                <w:caps w:val="0"/>
+                <w:snapToGrid w:val="0"/>
+                <w:color w:val="000000"/>
+                <w:spacing w:val="0"/>
+                <w:kern w:val="0"/>
+                <w:sz w:val="18"/>
+                <w:szCs w:val="18"/>
+                <w:lang w:val="en-US" w:eastAsia="zh-CN" w:bidi="ar"/>
+              </w:rPr>
+              <w:t>过程名称</w:t>
+            </w:r>
+          </w:p>
+        </w:tc>
+        <w:tc>
+          <w:tcPr>
+            <w:tcW w:w="1530" w:type="dxa"/>
+            <w:shd w:val="clear" w:color="auto" w:fill="auto"/>
+            <w:tcMar>
+              <w:top w:w="120" w:type="dxa"/>
+              <w:left w:w="192" w:type="dxa"/>
+              <w:bottom w:w="120" w:type="dxa"/>
+              <w:right w:w="192" w:type="dxa"/>
+            </w:tcMar>
+            <w:vAlign w:val="center"/>
+          </w:tcPr>
+          <w:p>
+            <w:pPr>
+              <w:keepNext w:val="0"/>
+              <w:keepLines w:val="0"/>
+              <w:widowControl/>
+              <w:suppressLineNumbers w:val="0"/>
+              <w:spacing w:line="300" w:lineRule="atLeast"/>
+              <w:jc w:val="left"/>
+              <w:rPr>
+                <w:rFonts w:hint="default" w:ascii="Segoe UI" w:hAnsi="Segoe UI" w:eastAsia="Segoe UI" w:cs="Segoe UI"/>
+                <w:i w:val="0"/>
+                <w:iCs w:val="0"/>
+                <w:caps w:val="0"/>
+                <w:color w:val="0F1115"/>
+                <w:spacing w:val="0"/>
+                <w:sz w:val="18"/>
+                <w:szCs w:val="18"/>
+              </w:rPr>
+            </w:pPr>
+            <w:r>
+              <w:rPr>
+                <w:rFonts w:hint="default" w:ascii="Segoe UI" w:hAnsi="Segoe UI" w:eastAsia="Segoe UI" w:cs="Segoe UI"/>
+                <w:i w:val="0"/>
+                <w:iCs w:val="0"/>
+                <w:caps w:val="0"/>
+                <w:snapToGrid w:val="0"/>
+                <w:color w:val="000000"/>
+                <w:spacing w:val="0"/>
+                <w:kern w:val="0"/>
+                <w:sz w:val="18"/>
+                <w:szCs w:val="18"/>
+                <w:lang w:val="en-US" w:eastAsia="zh-CN" w:bidi="ar"/>
+              </w:rPr>
+              <w:t>主要目标</w:t>
+            </w:r>
+          </w:p>
+        </w:tc>
+        <w:tc>
+          <w:tcPr>
+            <w:tcW w:w="0" w:type="auto"/>
+            <w:shd w:val="clear" w:color="auto" w:fill="auto"/>
+            <w:tcMar>
+              <w:top w:w="120" w:type="dxa"/>
+              <w:left w:w="192" w:type="dxa"/>
+              <w:bottom w:w="120" w:type="dxa"/>
+              <w:right w:w="192" w:type="dxa"/>
+            </w:tcMar>
+            <w:vAlign w:val="center"/>
+          </w:tcPr>
+          <w:p>
+            <w:pPr>
+              <w:keepNext w:val="0"/>
+              <w:keepLines w:val="0"/>
+              <w:widowControl/>
+              <w:suppressLineNumbers w:val="0"/>
+              <w:spacing w:line="300" w:lineRule="atLeast"/>
+              <w:jc w:val="left"/>
+              <w:rPr>
+                <w:rFonts w:hint="default" w:ascii="Segoe UI" w:hAnsi="Segoe UI" w:eastAsia="Segoe UI" w:cs="Segoe UI"/>
+                <w:i w:val="0"/>
+                <w:iCs w:val="0"/>
+                <w:caps w:val="0"/>
+                <w:color w:val="0F1115"/>
+                <w:spacing w:val="0"/>
+                <w:sz w:val="18"/>
+                <w:szCs w:val="18"/>
+              </w:rPr>
+            </w:pPr>
+            <w:r>
+              <w:rPr>
+                <w:rFonts w:hint="default" w:ascii="Segoe UI" w:hAnsi="Segoe UI" w:eastAsia="Segoe UI" w:cs="Segoe UI"/>
+                <w:i w:val="0"/>
+                <w:iCs w:val="0"/>
+                <w:caps w:val="0"/>
+                <w:snapToGrid w:val="0"/>
+                <w:color w:val="000000"/>
+                <w:spacing w:val="0"/>
+                <w:kern w:val="0"/>
+                <w:sz w:val="18"/>
+                <w:szCs w:val="18"/>
+                <w:lang w:val="en-US" w:eastAsia="zh-CN" w:bidi="ar"/>
+              </w:rPr>
+              <w:t>关键输入</w:t>
+            </w:r>
+          </w:p>
+        </w:tc>
+        <w:tc>
+          <w:tcPr>
+            <w:tcW w:w="0" w:type="auto"/>
+            <w:shd w:val="clear" w:color="auto" w:fill="auto"/>
+            <w:tcMar>
+              <w:top w:w="120" w:type="dxa"/>
+              <w:left w:w="192" w:type="dxa"/>
+              <w:bottom w:w="120" w:type="dxa"/>
+              <w:right w:w="192" w:type="dxa"/>
+            </w:tcMar>
+            <w:vAlign w:val="center"/>
+          </w:tcPr>
+          <w:p>
+            <w:pPr>
+              <w:keepNext w:val="0"/>
+              <w:keepLines w:val="0"/>
+              <w:widowControl/>
+              <w:suppressLineNumbers w:val="0"/>
+              <w:spacing w:line="300" w:lineRule="atLeast"/>
+              <w:jc w:val="left"/>
+              <w:rPr>
+                <w:rFonts w:hint="default" w:ascii="Segoe UI" w:hAnsi="Segoe UI" w:eastAsia="Segoe UI" w:cs="Segoe UI"/>
+                <w:i w:val="0"/>
+                <w:iCs w:val="0"/>
+                <w:caps w:val="0"/>
+                <w:color w:val="0F1115"/>
+                <w:spacing w:val="0"/>
+                <w:sz w:val="18"/>
+                <w:szCs w:val="18"/>
+              </w:rPr>
+            </w:pPr>
+            <w:r>
+              <w:rPr>
+                <w:rFonts w:hint="default" w:ascii="Segoe UI" w:hAnsi="Segoe UI" w:eastAsia="Segoe UI" w:cs="Segoe UI"/>
+                <w:i w:val="0"/>
+                <w:iCs w:val="0"/>
+                <w:caps w:val="0"/>
+                <w:snapToGrid w:val="0"/>
+                <w:color w:val="000000"/>
+                <w:spacing w:val="0"/>
+                <w:kern w:val="0"/>
+                <w:sz w:val="18"/>
+                <w:szCs w:val="18"/>
+                <w:lang w:val="en-US" w:eastAsia="zh-CN" w:bidi="ar"/>
+              </w:rPr>
+              <w:t>关键输出</w:t>
+            </w:r>
+          </w:p>
+        </w:tc>
+        <w:tc>
+          <w:tcPr>
+            <w:tcW w:w="0" w:type="auto"/>
+            <w:shd w:val="clear" w:color="auto" w:fill="auto"/>
+            <w:tcMar>
+              <w:top w:w="120" w:type="dxa"/>
+              <w:left w:w="192" w:type="dxa"/>
+              <w:bottom w:w="120" w:type="dxa"/>
+              <w:right w:w="192" w:type="dxa"/>
+            </w:tcMar>
+            <w:vAlign w:val="center"/>
+          </w:tcPr>
+          <w:p>
+            <w:pPr>
+              <w:keepNext w:val="0"/>
+              <w:keepLines w:val="0"/>
+              <w:widowControl/>
+              <w:suppressLineNumbers w:val="0"/>
+              <w:spacing w:line="300" w:lineRule="atLeast"/>
+              <w:jc w:val="left"/>
+              <w:rPr>
+                <w:rFonts w:hint="default" w:ascii="Segoe UI" w:hAnsi="Segoe UI" w:eastAsia="Segoe UI" w:cs="Segoe UI"/>
+                <w:i w:val="0"/>
+                <w:iCs w:val="0"/>
+                <w:caps w:val="0"/>
+                <w:color w:val="0F1115"/>
+                <w:spacing w:val="0"/>
+                <w:sz w:val="18"/>
+                <w:szCs w:val="18"/>
+              </w:rPr>
+            </w:pPr>
+            <w:r>
+              <w:rPr>
+                <w:rFonts w:hint="default" w:ascii="Segoe UI" w:hAnsi="Segoe UI" w:eastAsia="Segoe UI" w:cs="Segoe UI"/>
+                <w:i w:val="0"/>
+                <w:iCs w:val="0"/>
+                <w:caps w:val="0"/>
+                <w:snapToGrid w:val="0"/>
+                <w:color w:val="000000"/>
+                <w:spacing w:val="0"/>
+                <w:kern w:val="0"/>
+                <w:sz w:val="18"/>
+                <w:szCs w:val="18"/>
+                <w:lang w:val="en-US" w:eastAsia="zh-CN" w:bidi="ar"/>
+              </w:rPr>
+              <w:t>关联流程</w:t>
+            </w:r>
+          </w:p>
+        </w:tc>
+      </w:tr>
+      <w:tr>
+        <w:tblPrEx>
+          <w:tblBorders>
+            <w:top w:val="single" w:color="auto" w:sz="4" w:space="0"/>
+            <w:left w:val="single" w:color="auto" w:sz="4" w:space="0"/>
+            <w:bottom w:val="single" w:color="auto" w:sz="4" w:space="0"/>
+            <w:right w:val="single" w:color="auto" w:sz="4" w:space="0"/>
+            <w:insideH w:val="single" w:color="auto" w:sz="4" w:space="0"/>
+            <w:insideV w:val="single" w:color="auto" w:sz="4" w:space="0"/>
+          </w:tblBorders>
+          <w:tblCellMar>
+            <w:top w:w="15" w:type="dxa"/>
+            <w:left w:w="15" w:type="dxa"/>
+            <w:bottom w:w="15" w:type="dxa"/>
+            <w:right w:w="15" w:type="dxa"/>
+          </w:tblCellMar>
+        </w:tblPrEx>
+        <w:tc>
+          <w:tcPr>
+            <w:tcW w:w="1387" w:type="dxa"/>
+            <w:shd w:val="clear" w:color="auto" w:fill="auto"/>
+            <w:tcMar>
+              <w:top w:w="120" w:type="dxa"/>
+              <w:left w:w="0" w:type="dxa"/>
+              <w:bottom w:w="120" w:type="dxa"/>
+              <w:right w:w="192" w:type="dxa"/>
+            </w:tcMar>
+            <w:vAlign w:val="center"/>
+          </w:tcPr>
+          <w:p>
+            <w:pPr>
+              <w:keepNext w:val="0"/>
+              <w:keepLines w:val="0"/>
+              <w:widowControl/>
+              <w:suppressLineNumbers w:val="0"/>
+              <w:spacing w:line="300" w:lineRule="atLeast"/>
+              <w:jc w:val="left"/>
+              <w:rPr>
+                <w:rFonts w:hint="default" w:ascii="Segoe UI" w:hAnsi="Segoe UI" w:eastAsia="Segoe UI" w:cs="Segoe UI"/>
+                <w:i w:val="0"/>
+                <w:iCs w:val="0"/>
+                <w:caps w:val="0"/>
+                <w:color w:val="0F1115"/>
+                <w:spacing w:val="0"/>
+                <w:sz w:val="18"/>
+                <w:szCs w:val="18"/>
+              </w:rPr>
+            </w:pPr>
+            <w:r>
+              <w:rPr>
+                <w:rStyle w:val="24"/>
+                <w:rFonts w:hint="default" w:ascii="Segoe UI" w:hAnsi="Segoe UI" w:eastAsia="Segoe UI" w:cs="Segoe UI"/>
+                <w:b/>
+                <w:bCs/>
+                <w:i w:val="0"/>
+                <w:iCs w:val="0"/>
+                <w:caps w:val="0"/>
+                <w:snapToGrid w:val="0"/>
+                <w:color w:val="000000"/>
+                <w:spacing w:val="0"/>
+                <w:kern w:val="0"/>
+                <w:sz w:val="18"/>
+                <w:szCs w:val="18"/>
+                <w:lang w:val="en-US" w:eastAsia="zh-CN" w:bidi="ar"/>
+              </w:rPr>
+              <w:t>服务级别管理</w:t>
+            </w:r>
+          </w:p>
+        </w:tc>
+        <w:tc>
+          <w:tcPr>
+            <w:tcW w:w="1530" w:type="dxa"/>
+            <w:shd w:val="clear" w:color="auto" w:fill="auto"/>
+            <w:tcMar>
+              <w:top w:w="120" w:type="dxa"/>
+              <w:left w:w="192" w:type="dxa"/>
+              <w:bottom w:w="120" w:type="dxa"/>
+              <w:right w:w="192" w:type="dxa"/>
+            </w:tcMar>
+            <w:vAlign w:val="center"/>
+          </w:tcPr>
+          <w:p>
+            <w:pPr>
+              <w:keepNext w:val="0"/>
+              <w:keepLines w:val="0"/>
+              <w:widowControl/>
+              <w:suppressLineNumbers w:val="0"/>
+              <w:spacing w:line="300" w:lineRule="atLeast"/>
+              <w:jc w:val="left"/>
+              <w:rPr>
+                <w:rFonts w:hint="default" w:ascii="Segoe UI" w:hAnsi="Segoe UI" w:eastAsia="Segoe UI" w:cs="Segoe UI"/>
+                <w:i w:val="0"/>
+                <w:iCs w:val="0"/>
+                <w:caps w:val="0"/>
+                <w:color w:val="0F1115"/>
+                <w:spacing w:val="0"/>
+                <w:sz w:val="18"/>
+                <w:szCs w:val="18"/>
+              </w:rPr>
+            </w:pPr>
+            <w:r>
+              <w:rPr>
+                <w:rFonts w:hint="default" w:ascii="Segoe UI" w:hAnsi="Segoe UI" w:eastAsia="Segoe UI" w:cs="Segoe UI"/>
+                <w:i w:val="0"/>
+                <w:iCs w:val="0"/>
+                <w:caps w:val="0"/>
+                <w:snapToGrid w:val="0"/>
+                <w:color w:val="000000"/>
+                <w:spacing w:val="0"/>
+                <w:kern w:val="0"/>
+                <w:sz w:val="18"/>
+                <w:szCs w:val="18"/>
+                <w:lang w:val="en-US" w:eastAsia="zh-CN" w:bidi="ar"/>
+              </w:rPr>
+              <w:t>定义、协商、监控和评审服务水平</w:t>
+            </w:r>
+          </w:p>
+        </w:tc>
+        <w:tc>
+          <w:tcPr>
+            <w:tcW w:w="0" w:type="auto"/>
+            <w:shd w:val="clear" w:color="auto" w:fill="auto"/>
+            <w:tcMar>
+              <w:top w:w="120" w:type="dxa"/>
+              <w:left w:w="192" w:type="dxa"/>
+              <w:bottom w:w="120" w:type="dxa"/>
+              <w:right w:w="192" w:type="dxa"/>
+            </w:tcMar>
+            <w:vAlign w:val="center"/>
+          </w:tcPr>
+          <w:p>
+            <w:pPr>
+              <w:keepNext w:val="0"/>
+              <w:keepLines w:val="0"/>
+              <w:widowControl/>
+              <w:suppressLineNumbers w:val="0"/>
+              <w:spacing w:line="300" w:lineRule="atLeast"/>
+              <w:jc w:val="left"/>
+              <w:rPr>
+                <w:rFonts w:hint="default" w:ascii="Segoe UI" w:hAnsi="Segoe UI" w:eastAsia="Segoe UI" w:cs="Segoe UI"/>
+                <w:i w:val="0"/>
+                <w:iCs w:val="0"/>
+                <w:caps w:val="0"/>
+                <w:color w:val="0F1115"/>
+                <w:spacing w:val="0"/>
+                <w:sz w:val="18"/>
+                <w:szCs w:val="18"/>
+              </w:rPr>
+            </w:pPr>
+            <w:r>
+              <w:rPr>
+                <w:rFonts w:hint="default" w:ascii="Segoe UI" w:hAnsi="Segoe UI" w:eastAsia="Segoe UI" w:cs="Segoe UI"/>
+                <w:i w:val="0"/>
+                <w:iCs w:val="0"/>
+                <w:caps w:val="0"/>
+                <w:snapToGrid w:val="0"/>
+                <w:color w:val="000000"/>
+                <w:spacing w:val="0"/>
+                <w:kern w:val="0"/>
+                <w:sz w:val="18"/>
+                <w:szCs w:val="18"/>
+                <w:lang w:val="en-US" w:eastAsia="zh-CN" w:bidi="ar"/>
+              </w:rPr>
+              <w:t>客户需求、服务目录、资源能力</w:t>
+            </w:r>
+          </w:p>
+        </w:tc>
+        <w:tc>
+          <w:tcPr>
+            <w:tcW w:w="0" w:type="auto"/>
+            <w:shd w:val="clear" w:color="auto" w:fill="auto"/>
+            <w:tcMar>
+              <w:top w:w="120" w:type="dxa"/>
+              <w:left w:w="192" w:type="dxa"/>
+              <w:bottom w:w="120" w:type="dxa"/>
+              <w:right w:w="192" w:type="dxa"/>
+            </w:tcMar>
+            <w:vAlign w:val="center"/>
+          </w:tcPr>
+          <w:p>
+            <w:pPr>
+              <w:keepNext w:val="0"/>
+              <w:keepLines w:val="0"/>
+              <w:widowControl/>
+              <w:suppressLineNumbers w:val="0"/>
+              <w:spacing w:line="300" w:lineRule="atLeast"/>
+              <w:jc w:val="left"/>
+              <w:rPr>
+                <w:rFonts w:hint="default" w:ascii="Segoe UI" w:hAnsi="Segoe UI" w:eastAsia="Segoe UI" w:cs="Segoe UI"/>
+                <w:i w:val="0"/>
+                <w:iCs w:val="0"/>
+                <w:caps w:val="0"/>
+                <w:color w:val="0F1115"/>
+                <w:spacing w:val="0"/>
+                <w:sz w:val="18"/>
+                <w:szCs w:val="18"/>
+              </w:rPr>
+            </w:pPr>
+            <w:r>
+              <w:rPr>
+                <w:rFonts w:hint="default" w:ascii="Segoe UI" w:hAnsi="Segoe UI" w:eastAsia="Segoe UI" w:cs="Segoe UI"/>
+                <w:i w:val="0"/>
+                <w:iCs w:val="0"/>
+                <w:caps w:val="0"/>
+                <w:snapToGrid w:val="0"/>
+                <w:color w:val="000000"/>
+                <w:spacing w:val="0"/>
+                <w:kern w:val="0"/>
+                <w:sz w:val="18"/>
+                <w:szCs w:val="18"/>
+                <w:lang w:val="en-US" w:eastAsia="zh-CN" w:bidi="ar"/>
+              </w:rPr>
+              <w:t>SLA、SC、UC、服务报告</w:t>
+            </w:r>
+          </w:p>
+        </w:tc>
+        <w:tc>
+          <w:tcPr>
+            <w:tcW w:w="0" w:type="auto"/>
+            <w:shd w:val="clear" w:color="auto" w:fill="auto"/>
+            <w:tcMar>
+              <w:top w:w="120" w:type="dxa"/>
+              <w:left w:w="192" w:type="dxa"/>
+              <w:bottom w:w="120" w:type="dxa"/>
+              <w:right w:w="0" w:type="dxa"/>
+            </w:tcMar>
+            <w:vAlign w:val="center"/>
+          </w:tcPr>
+          <w:p>
+            <w:pPr>
+              <w:keepNext w:val="0"/>
+              <w:keepLines w:val="0"/>
+              <w:widowControl/>
+              <w:suppressLineNumbers w:val="0"/>
+              <w:spacing w:line="300" w:lineRule="atLeast"/>
+              <w:jc w:val="left"/>
+              <w:rPr>
+                <w:rFonts w:hint="default" w:ascii="Segoe UI" w:hAnsi="Segoe UI" w:eastAsia="Segoe UI" w:cs="Segoe UI"/>
+                <w:i w:val="0"/>
+                <w:iCs w:val="0"/>
+                <w:caps w:val="0"/>
+                <w:color w:val="0F1115"/>
+                <w:spacing w:val="0"/>
+                <w:sz w:val="18"/>
+                <w:szCs w:val="18"/>
+              </w:rPr>
+            </w:pPr>
+            <w:r>
+              <w:rPr>
+                <w:rFonts w:hint="default" w:ascii="Segoe UI" w:hAnsi="Segoe UI" w:eastAsia="Segoe UI" w:cs="Segoe UI"/>
+                <w:i w:val="0"/>
+                <w:iCs w:val="0"/>
+                <w:caps w:val="0"/>
+                <w:snapToGrid w:val="0"/>
+                <w:color w:val="000000"/>
+                <w:spacing w:val="0"/>
+                <w:kern w:val="0"/>
+                <w:sz w:val="18"/>
+                <w:szCs w:val="18"/>
+                <w:lang w:val="en-US" w:eastAsia="zh-CN" w:bidi="ar"/>
+              </w:rPr>
+              <w:t>事件、问题、变更、容量、可用性</w:t>
+            </w:r>
+          </w:p>
+        </w:tc>
+      </w:tr>
+      <w:tr>
+        <w:tblPrEx>
+          <w:tblBorders>
+            <w:top w:val="single" w:color="auto" w:sz="4" w:space="0"/>
+            <w:left w:val="single" w:color="auto" w:sz="4" w:space="0"/>
+            <w:bottom w:val="single" w:color="auto" w:sz="4" w:space="0"/>
+            <w:right w:val="single" w:color="auto" w:sz="4" w:space="0"/>
+            <w:insideH w:val="single" w:color="auto" w:sz="4" w:space="0"/>
+            <w:insideV w:val="single" w:color="auto" w:sz="4" w:space="0"/>
+          </w:tblBorders>
+          <w:tblCellMar>
+            <w:top w:w="15" w:type="dxa"/>
+            <w:left w:w="15" w:type="dxa"/>
+            <w:bottom w:w="15" w:type="dxa"/>
+            <w:right w:w="15" w:type="dxa"/>
+          </w:tblCellMar>
+        </w:tblPrEx>
+        <w:tc>
+          <w:tcPr>
+            <w:tcW w:w="1387" w:type="dxa"/>
+            <w:shd w:val="clear" w:color="auto" w:fill="auto"/>
+            <w:tcMar>
+              <w:top w:w="120" w:type="dxa"/>
+              <w:left w:w="0" w:type="dxa"/>
+              <w:bottom w:w="120" w:type="dxa"/>
+              <w:right w:w="192" w:type="dxa"/>
+            </w:tcMar>
+            <w:vAlign w:val="center"/>
+          </w:tcPr>
+          <w:p>
+            <w:pPr>
+              <w:keepNext w:val="0"/>
+              <w:keepLines w:val="0"/>
+              <w:widowControl/>
+              <w:suppressLineNumbers w:val="0"/>
+              <w:spacing w:line="300" w:lineRule="atLeast"/>
+              <w:jc w:val="left"/>
+              <w:rPr>
+                <w:rFonts w:hint="default" w:ascii="Segoe UI" w:hAnsi="Segoe UI" w:eastAsia="Segoe UI" w:cs="Segoe UI"/>
+                <w:i w:val="0"/>
+                <w:iCs w:val="0"/>
+                <w:caps w:val="0"/>
+                <w:color w:val="0F1115"/>
+                <w:spacing w:val="0"/>
+                <w:sz w:val="18"/>
+                <w:szCs w:val="18"/>
+              </w:rPr>
+            </w:pPr>
+            <w:r>
+              <w:rPr>
+                <w:rStyle w:val="24"/>
+                <w:rFonts w:hint="default" w:ascii="Segoe UI" w:hAnsi="Segoe UI" w:eastAsia="Segoe UI" w:cs="Segoe UI"/>
+                <w:b/>
+                <w:bCs/>
+                <w:i w:val="0"/>
+                <w:iCs w:val="0"/>
+                <w:caps w:val="0"/>
+                <w:snapToGrid w:val="0"/>
+                <w:color w:val="000000"/>
+                <w:spacing w:val="0"/>
+                <w:kern w:val="0"/>
+                <w:sz w:val="18"/>
+                <w:szCs w:val="18"/>
+                <w:lang w:val="en-US" w:eastAsia="zh-CN" w:bidi="ar"/>
+              </w:rPr>
+              <w:t>服务报告管理</w:t>
+            </w:r>
+          </w:p>
+        </w:tc>
+        <w:tc>
+          <w:tcPr>
+            <w:tcW w:w="1530" w:type="dxa"/>
+            <w:shd w:val="clear" w:color="auto" w:fill="auto"/>
+            <w:tcMar>
+              <w:top w:w="120" w:type="dxa"/>
+              <w:left w:w="192" w:type="dxa"/>
+              <w:bottom w:w="120" w:type="dxa"/>
+              <w:right w:w="192" w:type="dxa"/>
+            </w:tcMar>
+            <w:vAlign w:val="center"/>
+          </w:tcPr>
+          <w:p>
+            <w:pPr>
+              <w:keepNext w:val="0"/>
+              <w:keepLines w:val="0"/>
+              <w:widowControl/>
+              <w:suppressLineNumbers w:val="0"/>
+              <w:spacing w:line="300" w:lineRule="atLeast"/>
+              <w:jc w:val="left"/>
+              <w:rPr>
+                <w:rFonts w:hint="default" w:ascii="Segoe UI" w:hAnsi="Segoe UI" w:eastAsia="Segoe UI" w:cs="Segoe UI"/>
+                <w:i w:val="0"/>
+                <w:iCs w:val="0"/>
+                <w:caps w:val="0"/>
+                <w:color w:val="0F1115"/>
+                <w:spacing w:val="0"/>
+                <w:sz w:val="18"/>
+                <w:szCs w:val="18"/>
+              </w:rPr>
+            </w:pPr>
+            <w:r>
+              <w:rPr>
+                <w:rFonts w:hint="default" w:ascii="Segoe UI" w:hAnsi="Segoe UI" w:eastAsia="Segoe UI" w:cs="Segoe UI"/>
+                <w:i w:val="0"/>
+                <w:iCs w:val="0"/>
+                <w:caps w:val="0"/>
+                <w:snapToGrid w:val="0"/>
+                <w:color w:val="000000"/>
+                <w:spacing w:val="0"/>
+                <w:kern w:val="0"/>
+                <w:sz w:val="18"/>
+                <w:szCs w:val="18"/>
+                <w:lang w:val="en-US" w:eastAsia="zh-CN" w:bidi="ar"/>
+              </w:rPr>
+              <w:t>定期汇报服务绩效与改进情况</w:t>
+            </w:r>
+          </w:p>
+        </w:tc>
+        <w:tc>
+          <w:tcPr>
+            <w:tcW w:w="0" w:type="auto"/>
+            <w:shd w:val="clear" w:color="auto" w:fill="auto"/>
+            <w:tcMar>
+              <w:top w:w="120" w:type="dxa"/>
+              <w:left w:w="192" w:type="dxa"/>
+              <w:bottom w:w="120" w:type="dxa"/>
+              <w:right w:w="192" w:type="dxa"/>
+            </w:tcMar>
+            <w:vAlign w:val="center"/>
+          </w:tcPr>
+          <w:p>
+            <w:pPr>
+              <w:keepNext w:val="0"/>
+              <w:keepLines w:val="0"/>
+              <w:widowControl/>
+              <w:suppressLineNumbers w:val="0"/>
+              <w:spacing w:line="300" w:lineRule="atLeast"/>
+              <w:jc w:val="left"/>
+              <w:rPr>
+                <w:rFonts w:hint="default" w:ascii="Segoe UI" w:hAnsi="Segoe UI" w:eastAsia="Segoe UI" w:cs="Segoe UI"/>
+                <w:i w:val="0"/>
+                <w:iCs w:val="0"/>
+                <w:caps w:val="0"/>
+                <w:color w:val="0F1115"/>
+                <w:spacing w:val="0"/>
+                <w:sz w:val="18"/>
+                <w:szCs w:val="18"/>
+              </w:rPr>
+            </w:pPr>
+            <w:r>
+              <w:rPr>
+                <w:rFonts w:hint="default" w:ascii="Segoe UI" w:hAnsi="Segoe UI" w:eastAsia="Segoe UI" w:cs="Segoe UI"/>
+                <w:i w:val="0"/>
+                <w:iCs w:val="0"/>
+                <w:caps w:val="0"/>
+                <w:snapToGrid w:val="0"/>
+                <w:color w:val="000000"/>
+                <w:spacing w:val="0"/>
+                <w:kern w:val="0"/>
+                <w:sz w:val="18"/>
+                <w:szCs w:val="18"/>
+                <w:lang w:val="en-US" w:eastAsia="zh-CN" w:bidi="ar"/>
+              </w:rPr>
+              <w:t>各流程绩效数据、客户反馈</w:t>
+            </w:r>
+          </w:p>
+        </w:tc>
+        <w:tc>
+          <w:tcPr>
+            <w:tcW w:w="0" w:type="auto"/>
+            <w:shd w:val="clear" w:color="auto" w:fill="auto"/>
+            <w:tcMar>
+              <w:top w:w="120" w:type="dxa"/>
+              <w:left w:w="192" w:type="dxa"/>
+              <w:bottom w:w="120" w:type="dxa"/>
+              <w:right w:w="192" w:type="dxa"/>
+            </w:tcMar>
+            <w:vAlign w:val="center"/>
+          </w:tcPr>
+          <w:p>
+            <w:pPr>
+              <w:keepNext w:val="0"/>
+              <w:keepLines w:val="0"/>
+              <w:widowControl/>
+              <w:suppressLineNumbers w:val="0"/>
+              <w:spacing w:line="300" w:lineRule="atLeast"/>
+              <w:jc w:val="left"/>
+              <w:rPr>
+                <w:rFonts w:hint="default" w:ascii="Segoe UI" w:hAnsi="Segoe UI" w:eastAsia="Segoe UI" w:cs="Segoe UI"/>
+                <w:i w:val="0"/>
+                <w:iCs w:val="0"/>
+                <w:caps w:val="0"/>
+                <w:color w:val="0F1115"/>
+                <w:spacing w:val="0"/>
+                <w:sz w:val="18"/>
+                <w:szCs w:val="18"/>
+              </w:rPr>
+            </w:pPr>
+            <w:r>
+              <w:rPr>
+                <w:rFonts w:hint="default" w:ascii="Segoe UI" w:hAnsi="Segoe UI" w:eastAsia="Segoe UI" w:cs="Segoe UI"/>
+                <w:i w:val="0"/>
+                <w:iCs w:val="0"/>
+                <w:caps w:val="0"/>
+                <w:snapToGrid w:val="0"/>
+                <w:color w:val="000000"/>
+                <w:spacing w:val="0"/>
+                <w:kern w:val="0"/>
+                <w:sz w:val="18"/>
+                <w:szCs w:val="18"/>
+                <w:lang w:val="en-US" w:eastAsia="zh-CN" w:bidi="ar"/>
+              </w:rPr>
+              <w:t>服务报告、服务总结</w:t>
+            </w:r>
+          </w:p>
+        </w:tc>
+        <w:tc>
+          <w:tcPr>
+            <w:tcW w:w="0" w:type="auto"/>
+            <w:shd w:val="clear" w:color="auto" w:fill="auto"/>
+            <w:tcMar>
+              <w:top w:w="120" w:type="dxa"/>
+              <w:left w:w="192" w:type="dxa"/>
+              <w:bottom w:w="120" w:type="dxa"/>
+              <w:right w:w="0" w:type="dxa"/>
+            </w:tcMar>
+            <w:vAlign w:val="center"/>
+          </w:tcPr>
+          <w:p>
+            <w:pPr>
+              <w:keepNext w:val="0"/>
+              <w:keepLines w:val="0"/>
+              <w:widowControl/>
+              <w:suppressLineNumbers w:val="0"/>
+              <w:spacing w:line="300" w:lineRule="atLeast"/>
+              <w:jc w:val="left"/>
+              <w:rPr>
+                <w:rFonts w:hint="default" w:ascii="Segoe UI" w:hAnsi="Segoe UI" w:eastAsia="Segoe UI" w:cs="Segoe UI"/>
+                <w:i w:val="0"/>
+                <w:iCs w:val="0"/>
+                <w:caps w:val="0"/>
+                <w:color w:val="0F1115"/>
+                <w:spacing w:val="0"/>
+                <w:sz w:val="18"/>
+                <w:szCs w:val="18"/>
+              </w:rPr>
+            </w:pPr>
+            <w:r>
+              <w:rPr>
+                <w:rFonts w:hint="default" w:ascii="Segoe UI" w:hAnsi="Segoe UI" w:eastAsia="Segoe UI" w:cs="Segoe UI"/>
+                <w:i w:val="0"/>
+                <w:iCs w:val="0"/>
+                <w:caps w:val="0"/>
+                <w:snapToGrid w:val="0"/>
+                <w:color w:val="000000"/>
+                <w:spacing w:val="0"/>
+                <w:kern w:val="0"/>
+                <w:sz w:val="18"/>
+                <w:szCs w:val="18"/>
+                <w:lang w:val="en-US" w:eastAsia="zh-CN" w:bidi="ar"/>
+              </w:rPr>
+              <w:t>所有流程（特别是SLM）</w:t>
+            </w:r>
+          </w:p>
+        </w:tc>
+      </w:tr>
+      <w:tr>
+        <w:tblPrEx>
+          <w:tblBorders>
+            <w:top w:val="single" w:color="auto" w:sz="4" w:space="0"/>
+            <w:left w:val="single" w:color="auto" w:sz="4" w:space="0"/>
+            <w:bottom w:val="single" w:color="auto" w:sz="4" w:space="0"/>
+            <w:right w:val="single" w:color="auto" w:sz="4" w:space="0"/>
+            <w:insideH w:val="single" w:color="auto" w:sz="4" w:space="0"/>
+            <w:insideV w:val="single" w:color="auto" w:sz="4" w:space="0"/>
+          </w:tblBorders>
+          <w:tblCellMar>
+            <w:top w:w="15" w:type="dxa"/>
+            <w:left w:w="15" w:type="dxa"/>
+            <w:bottom w:w="15" w:type="dxa"/>
+            <w:right w:w="15" w:type="dxa"/>
+          </w:tblCellMar>
+        </w:tblPrEx>
+        <w:tc>
+          <w:tcPr>
+            <w:tcW w:w="1387" w:type="dxa"/>
+            <w:shd w:val="clear" w:color="auto" w:fill="auto"/>
+            <w:tcMar>
+              <w:top w:w="120" w:type="dxa"/>
+              <w:left w:w="0" w:type="dxa"/>
+              <w:bottom w:w="120" w:type="dxa"/>
+              <w:right w:w="192" w:type="dxa"/>
+            </w:tcMar>
+            <w:vAlign w:val="center"/>
+          </w:tcPr>
+          <w:p>
+            <w:pPr>
+              <w:keepNext w:val="0"/>
+              <w:keepLines w:val="0"/>
+              <w:widowControl/>
+              <w:suppressLineNumbers w:val="0"/>
+              <w:spacing w:line="300" w:lineRule="atLeast"/>
+              <w:jc w:val="left"/>
+              <w:rPr>
+                <w:rFonts w:hint="default" w:ascii="Segoe UI" w:hAnsi="Segoe UI" w:eastAsia="Segoe UI" w:cs="Segoe UI"/>
+                <w:i w:val="0"/>
+                <w:iCs w:val="0"/>
+                <w:caps w:val="0"/>
+                <w:color w:val="0F1115"/>
+                <w:spacing w:val="0"/>
+                <w:sz w:val="18"/>
+                <w:szCs w:val="18"/>
+              </w:rPr>
+            </w:pPr>
+            <w:r>
+              <w:rPr>
+                <w:rStyle w:val="24"/>
+                <w:rFonts w:hint="default" w:ascii="Segoe UI" w:hAnsi="Segoe UI" w:eastAsia="Segoe UI" w:cs="Segoe UI"/>
+                <w:b/>
+                <w:bCs/>
+                <w:i w:val="0"/>
+                <w:iCs w:val="0"/>
+                <w:caps w:val="0"/>
+                <w:snapToGrid w:val="0"/>
+                <w:color w:val="000000"/>
+                <w:spacing w:val="0"/>
+                <w:kern w:val="0"/>
+                <w:sz w:val="18"/>
+                <w:szCs w:val="18"/>
+                <w:lang w:val="en-US" w:eastAsia="zh-CN" w:bidi="ar"/>
+              </w:rPr>
+              <w:t>事件管理</w:t>
+            </w:r>
+          </w:p>
+        </w:tc>
+        <w:tc>
+          <w:tcPr>
+            <w:tcW w:w="1530" w:type="dxa"/>
+            <w:shd w:val="clear" w:color="auto" w:fill="auto"/>
+            <w:tcMar>
+              <w:top w:w="120" w:type="dxa"/>
+              <w:left w:w="192" w:type="dxa"/>
+              <w:bottom w:w="120" w:type="dxa"/>
+              <w:right w:w="192" w:type="dxa"/>
+            </w:tcMar>
+            <w:vAlign w:val="center"/>
+          </w:tcPr>
+          <w:p>
+            <w:pPr>
+              <w:keepNext w:val="0"/>
+              <w:keepLines w:val="0"/>
+              <w:widowControl/>
+              <w:suppressLineNumbers w:val="0"/>
+              <w:spacing w:line="300" w:lineRule="atLeast"/>
+              <w:jc w:val="left"/>
+              <w:rPr>
+                <w:rFonts w:hint="default" w:ascii="Segoe UI" w:hAnsi="Segoe UI" w:eastAsia="Segoe UI" w:cs="Segoe UI"/>
+                <w:i w:val="0"/>
+                <w:iCs w:val="0"/>
+                <w:caps w:val="0"/>
+                <w:color w:val="0F1115"/>
+                <w:spacing w:val="0"/>
+                <w:sz w:val="18"/>
+                <w:szCs w:val="18"/>
+              </w:rPr>
+            </w:pPr>
+            <w:r>
+              <w:rPr>
+                <w:rFonts w:hint="default" w:ascii="Segoe UI" w:hAnsi="Segoe UI" w:eastAsia="Segoe UI" w:cs="Segoe UI"/>
+                <w:i w:val="0"/>
+                <w:iCs w:val="0"/>
+                <w:caps w:val="0"/>
+                <w:snapToGrid w:val="0"/>
+                <w:color w:val="000000"/>
+                <w:spacing w:val="0"/>
+                <w:kern w:val="0"/>
+                <w:sz w:val="18"/>
+                <w:szCs w:val="18"/>
+                <w:lang w:val="en-US" w:eastAsia="zh-CN" w:bidi="ar"/>
+              </w:rPr>
+              <w:t>快速恢复服务，减少业务影响</w:t>
+            </w:r>
+          </w:p>
+        </w:tc>
+        <w:tc>
+          <w:tcPr>
+            <w:tcW w:w="0" w:type="auto"/>
+            <w:shd w:val="clear" w:color="auto" w:fill="auto"/>
+            <w:tcMar>
+              <w:top w:w="120" w:type="dxa"/>
+              <w:left w:w="192" w:type="dxa"/>
+              <w:bottom w:w="120" w:type="dxa"/>
+              <w:right w:w="192" w:type="dxa"/>
+            </w:tcMar>
+            <w:vAlign w:val="center"/>
+          </w:tcPr>
+          <w:p>
+            <w:pPr>
+              <w:keepNext w:val="0"/>
+              <w:keepLines w:val="0"/>
+              <w:widowControl/>
+              <w:suppressLineNumbers w:val="0"/>
+              <w:spacing w:line="300" w:lineRule="atLeast"/>
+              <w:jc w:val="left"/>
+              <w:rPr>
+                <w:rFonts w:hint="default" w:ascii="Segoe UI" w:hAnsi="Segoe UI" w:eastAsia="Segoe UI" w:cs="Segoe UI"/>
+                <w:i w:val="0"/>
+                <w:iCs w:val="0"/>
+                <w:caps w:val="0"/>
+                <w:color w:val="0F1115"/>
+                <w:spacing w:val="0"/>
+                <w:sz w:val="18"/>
+                <w:szCs w:val="18"/>
+              </w:rPr>
+            </w:pPr>
+            <w:r>
+              <w:rPr>
+                <w:rFonts w:hint="default" w:ascii="Segoe UI" w:hAnsi="Segoe UI" w:eastAsia="Segoe UI" w:cs="Segoe UI"/>
+                <w:i w:val="0"/>
+                <w:iCs w:val="0"/>
+                <w:caps w:val="0"/>
+                <w:snapToGrid w:val="0"/>
+                <w:color w:val="000000"/>
+                <w:spacing w:val="0"/>
+                <w:kern w:val="0"/>
+                <w:sz w:val="18"/>
+                <w:szCs w:val="18"/>
+                <w:lang w:val="en-US" w:eastAsia="zh-CN" w:bidi="ar"/>
+              </w:rPr>
+              <w:t>故障申报、服务请求、SLA</w:t>
+            </w:r>
+          </w:p>
+        </w:tc>
+        <w:tc>
+          <w:tcPr>
+            <w:tcW w:w="0" w:type="auto"/>
+            <w:shd w:val="clear" w:color="auto" w:fill="auto"/>
+            <w:tcMar>
+              <w:top w:w="120" w:type="dxa"/>
+              <w:left w:w="192" w:type="dxa"/>
+              <w:bottom w:w="120" w:type="dxa"/>
+              <w:right w:w="192" w:type="dxa"/>
+            </w:tcMar>
+            <w:vAlign w:val="center"/>
+          </w:tcPr>
+          <w:p>
+            <w:pPr>
+              <w:keepNext w:val="0"/>
+              <w:keepLines w:val="0"/>
+              <w:widowControl/>
+              <w:suppressLineNumbers w:val="0"/>
+              <w:spacing w:line="300" w:lineRule="atLeast"/>
+              <w:jc w:val="left"/>
+              <w:rPr>
+                <w:rFonts w:hint="default" w:ascii="Segoe UI" w:hAnsi="Segoe UI" w:eastAsia="Segoe UI" w:cs="Segoe UI"/>
+                <w:i w:val="0"/>
+                <w:iCs w:val="0"/>
+                <w:caps w:val="0"/>
+                <w:color w:val="0F1115"/>
+                <w:spacing w:val="0"/>
+                <w:sz w:val="18"/>
+                <w:szCs w:val="18"/>
+              </w:rPr>
+            </w:pPr>
+            <w:r>
+              <w:rPr>
+                <w:rFonts w:hint="default" w:ascii="Segoe UI" w:hAnsi="Segoe UI" w:eastAsia="Segoe UI" w:cs="Segoe UI"/>
+                <w:i w:val="0"/>
+                <w:iCs w:val="0"/>
+                <w:caps w:val="0"/>
+                <w:snapToGrid w:val="0"/>
+                <w:color w:val="000000"/>
+                <w:spacing w:val="0"/>
+                <w:kern w:val="0"/>
+                <w:sz w:val="18"/>
+                <w:szCs w:val="18"/>
+                <w:lang w:val="en-US" w:eastAsia="zh-CN" w:bidi="ar"/>
+              </w:rPr>
+              <w:t>事件记录、解决方案、升级至问题</w:t>
+            </w:r>
+          </w:p>
+        </w:tc>
+        <w:tc>
+          <w:tcPr>
+            <w:tcW w:w="0" w:type="auto"/>
+            <w:shd w:val="clear" w:color="auto" w:fill="auto"/>
+            <w:tcMar>
+              <w:top w:w="120" w:type="dxa"/>
+              <w:left w:w="192" w:type="dxa"/>
+              <w:bottom w:w="120" w:type="dxa"/>
+              <w:right w:w="0" w:type="dxa"/>
+            </w:tcMar>
+            <w:vAlign w:val="center"/>
+          </w:tcPr>
+          <w:p>
+            <w:pPr>
+              <w:keepNext w:val="0"/>
+              <w:keepLines w:val="0"/>
+              <w:widowControl/>
+              <w:suppressLineNumbers w:val="0"/>
+              <w:spacing w:line="300" w:lineRule="atLeast"/>
+              <w:jc w:val="left"/>
+              <w:rPr>
+                <w:rFonts w:hint="default" w:ascii="Segoe UI" w:hAnsi="Segoe UI" w:eastAsia="Segoe UI" w:cs="Segoe UI"/>
+                <w:i w:val="0"/>
+                <w:iCs w:val="0"/>
+                <w:caps w:val="0"/>
+                <w:color w:val="0F1115"/>
+                <w:spacing w:val="0"/>
+                <w:sz w:val="18"/>
+                <w:szCs w:val="18"/>
+              </w:rPr>
+            </w:pPr>
+            <w:r>
+              <w:rPr>
+                <w:rFonts w:hint="default" w:ascii="Segoe UI" w:hAnsi="Segoe UI" w:eastAsia="Segoe UI" w:cs="Segoe UI"/>
+                <w:i w:val="0"/>
+                <w:iCs w:val="0"/>
+                <w:caps w:val="0"/>
+                <w:snapToGrid w:val="0"/>
+                <w:color w:val="000000"/>
+                <w:spacing w:val="0"/>
+                <w:kern w:val="0"/>
+                <w:sz w:val="18"/>
+                <w:szCs w:val="18"/>
+                <w:lang w:val="en-US" w:eastAsia="zh-CN" w:bidi="ar"/>
+              </w:rPr>
+              <w:t>问题、变更、配置</w:t>
+            </w:r>
+          </w:p>
+        </w:tc>
+      </w:tr>
+      <w:tr>
+        <w:tblPrEx>
+          <w:tblBorders>
+            <w:top w:val="single" w:color="auto" w:sz="4" w:space="0"/>
+            <w:left w:val="single" w:color="auto" w:sz="4" w:space="0"/>
+            <w:bottom w:val="single" w:color="auto" w:sz="4" w:space="0"/>
+            <w:right w:val="single" w:color="auto" w:sz="4" w:space="0"/>
+            <w:insideH w:val="single" w:color="auto" w:sz="4" w:space="0"/>
+            <w:insideV w:val="single" w:color="auto" w:sz="4" w:space="0"/>
+          </w:tblBorders>
+          <w:tblCellMar>
+            <w:top w:w="15" w:type="dxa"/>
+            <w:left w:w="15" w:type="dxa"/>
+            <w:bottom w:w="15" w:type="dxa"/>
+            <w:right w:w="15" w:type="dxa"/>
+          </w:tblCellMar>
+        </w:tblPrEx>
+        <w:tc>
+          <w:tcPr>
+            <w:tcW w:w="1387" w:type="dxa"/>
+            <w:shd w:val="clear" w:color="auto" w:fill="auto"/>
+            <w:tcMar>
+              <w:top w:w="120" w:type="dxa"/>
+              <w:left w:w="0" w:type="dxa"/>
+              <w:bottom w:w="120" w:type="dxa"/>
+              <w:right w:w="192" w:type="dxa"/>
+            </w:tcMar>
+            <w:vAlign w:val="center"/>
+          </w:tcPr>
+          <w:p>
+            <w:pPr>
+              <w:keepNext w:val="0"/>
+              <w:keepLines w:val="0"/>
+              <w:widowControl/>
+              <w:suppressLineNumbers w:val="0"/>
+              <w:spacing w:line="300" w:lineRule="atLeast"/>
+              <w:jc w:val="left"/>
+              <w:rPr>
+                <w:rFonts w:hint="default" w:ascii="Segoe UI" w:hAnsi="Segoe UI" w:eastAsia="Segoe UI" w:cs="Segoe UI"/>
+                <w:i w:val="0"/>
+                <w:iCs w:val="0"/>
+                <w:caps w:val="0"/>
+                <w:color w:val="0F1115"/>
+                <w:spacing w:val="0"/>
+                <w:sz w:val="18"/>
+                <w:szCs w:val="18"/>
+              </w:rPr>
+            </w:pPr>
+            <w:r>
+              <w:rPr>
+                <w:rStyle w:val="24"/>
+                <w:rFonts w:hint="default" w:ascii="Segoe UI" w:hAnsi="Segoe UI" w:eastAsia="Segoe UI" w:cs="Segoe UI"/>
+                <w:b/>
+                <w:bCs/>
+                <w:i w:val="0"/>
+                <w:iCs w:val="0"/>
+                <w:caps w:val="0"/>
+                <w:snapToGrid w:val="0"/>
+                <w:color w:val="000000"/>
+                <w:spacing w:val="0"/>
+                <w:kern w:val="0"/>
+                <w:sz w:val="18"/>
+                <w:szCs w:val="18"/>
+                <w:lang w:val="en-US" w:eastAsia="zh-CN" w:bidi="ar"/>
+              </w:rPr>
+              <w:t>问题管理</w:t>
+            </w:r>
+          </w:p>
+        </w:tc>
+        <w:tc>
+          <w:tcPr>
+            <w:tcW w:w="1530" w:type="dxa"/>
+            <w:shd w:val="clear" w:color="auto" w:fill="auto"/>
+            <w:tcMar>
+              <w:top w:w="120" w:type="dxa"/>
+              <w:left w:w="192" w:type="dxa"/>
+              <w:bottom w:w="120" w:type="dxa"/>
+              <w:right w:w="192" w:type="dxa"/>
+            </w:tcMar>
+            <w:vAlign w:val="center"/>
+          </w:tcPr>
+          <w:p>
+            <w:pPr>
+              <w:keepNext w:val="0"/>
+              <w:keepLines w:val="0"/>
+              <w:widowControl/>
+              <w:suppressLineNumbers w:val="0"/>
+              <w:spacing w:line="300" w:lineRule="atLeast"/>
+              <w:jc w:val="left"/>
+              <w:rPr>
+                <w:rFonts w:hint="default" w:ascii="Segoe UI" w:hAnsi="Segoe UI" w:eastAsia="Segoe UI" w:cs="Segoe UI"/>
+                <w:i w:val="0"/>
+                <w:iCs w:val="0"/>
+                <w:caps w:val="0"/>
+                <w:color w:val="0F1115"/>
+                <w:spacing w:val="0"/>
+                <w:sz w:val="18"/>
+                <w:szCs w:val="18"/>
+              </w:rPr>
+            </w:pPr>
+            <w:r>
+              <w:rPr>
+                <w:rFonts w:hint="default" w:ascii="Segoe UI" w:hAnsi="Segoe UI" w:eastAsia="Segoe UI" w:cs="Segoe UI"/>
+                <w:i w:val="0"/>
+                <w:iCs w:val="0"/>
+                <w:caps w:val="0"/>
+                <w:snapToGrid w:val="0"/>
+                <w:color w:val="000000"/>
+                <w:spacing w:val="0"/>
+                <w:kern w:val="0"/>
+                <w:sz w:val="18"/>
+                <w:szCs w:val="18"/>
+                <w:lang w:val="en-US" w:eastAsia="zh-CN" w:bidi="ar"/>
+              </w:rPr>
+              <w:t>查明根本原因，防止事件复发</w:t>
+            </w:r>
+          </w:p>
+        </w:tc>
+        <w:tc>
+          <w:tcPr>
+            <w:tcW w:w="0" w:type="auto"/>
+            <w:shd w:val="clear" w:color="auto" w:fill="auto"/>
+            <w:tcMar>
+              <w:top w:w="120" w:type="dxa"/>
+              <w:left w:w="192" w:type="dxa"/>
+              <w:bottom w:w="120" w:type="dxa"/>
+              <w:right w:w="192" w:type="dxa"/>
+            </w:tcMar>
+            <w:vAlign w:val="center"/>
+          </w:tcPr>
+          <w:p>
+            <w:pPr>
+              <w:keepNext w:val="0"/>
+              <w:keepLines w:val="0"/>
+              <w:widowControl/>
+              <w:suppressLineNumbers w:val="0"/>
+              <w:spacing w:line="300" w:lineRule="atLeast"/>
+              <w:jc w:val="left"/>
+              <w:rPr>
+                <w:rFonts w:hint="default" w:ascii="Segoe UI" w:hAnsi="Segoe UI" w:eastAsia="Segoe UI" w:cs="Segoe UI"/>
+                <w:i w:val="0"/>
+                <w:iCs w:val="0"/>
+                <w:caps w:val="0"/>
+                <w:color w:val="0F1115"/>
+                <w:spacing w:val="0"/>
+                <w:sz w:val="18"/>
+                <w:szCs w:val="18"/>
+              </w:rPr>
+            </w:pPr>
+            <w:r>
+              <w:rPr>
+                <w:rFonts w:hint="default" w:ascii="Segoe UI" w:hAnsi="Segoe UI" w:eastAsia="Segoe UI" w:cs="Segoe UI"/>
+                <w:i w:val="0"/>
+                <w:iCs w:val="0"/>
+                <w:caps w:val="0"/>
+                <w:snapToGrid w:val="0"/>
+                <w:color w:val="000000"/>
+                <w:spacing w:val="0"/>
+                <w:kern w:val="0"/>
+                <w:sz w:val="18"/>
+                <w:szCs w:val="18"/>
+                <w:lang w:val="en-US" w:eastAsia="zh-CN" w:bidi="ar"/>
+              </w:rPr>
+              <w:t>重复事件、重大事件、主动巡检</w:t>
+            </w:r>
+          </w:p>
+        </w:tc>
+        <w:tc>
+          <w:tcPr>
+            <w:tcW w:w="0" w:type="auto"/>
+            <w:shd w:val="clear" w:color="auto" w:fill="auto"/>
+            <w:tcMar>
+              <w:top w:w="120" w:type="dxa"/>
+              <w:left w:w="192" w:type="dxa"/>
+              <w:bottom w:w="120" w:type="dxa"/>
+              <w:right w:w="192" w:type="dxa"/>
+            </w:tcMar>
+            <w:vAlign w:val="center"/>
+          </w:tcPr>
+          <w:p>
+            <w:pPr>
+              <w:keepNext w:val="0"/>
+              <w:keepLines w:val="0"/>
+              <w:widowControl/>
+              <w:suppressLineNumbers w:val="0"/>
+              <w:spacing w:line="300" w:lineRule="atLeast"/>
+              <w:jc w:val="left"/>
+              <w:rPr>
+                <w:rFonts w:hint="default" w:ascii="Segoe UI" w:hAnsi="Segoe UI" w:eastAsia="Segoe UI" w:cs="Segoe UI"/>
+                <w:i w:val="0"/>
+                <w:iCs w:val="0"/>
+                <w:caps w:val="0"/>
+                <w:color w:val="0F1115"/>
+                <w:spacing w:val="0"/>
+                <w:sz w:val="18"/>
+                <w:szCs w:val="18"/>
+              </w:rPr>
+            </w:pPr>
+            <w:r>
+              <w:rPr>
+                <w:rFonts w:hint="default" w:ascii="Segoe UI" w:hAnsi="Segoe UI" w:eastAsia="Segoe UI" w:cs="Segoe UI"/>
+                <w:i w:val="0"/>
+                <w:iCs w:val="0"/>
+                <w:caps w:val="0"/>
+                <w:snapToGrid w:val="0"/>
+                <w:color w:val="000000"/>
+                <w:spacing w:val="0"/>
+                <w:kern w:val="0"/>
+                <w:sz w:val="18"/>
+                <w:szCs w:val="18"/>
+                <w:lang w:val="en-US" w:eastAsia="zh-CN" w:bidi="ar"/>
+              </w:rPr>
+              <w:t>问题记录、已知错误、变更请求</w:t>
+            </w:r>
+          </w:p>
+        </w:tc>
+        <w:tc>
+          <w:tcPr>
+            <w:tcW w:w="0" w:type="auto"/>
+            <w:shd w:val="clear" w:color="auto" w:fill="auto"/>
+            <w:tcMar>
+              <w:top w:w="120" w:type="dxa"/>
+              <w:left w:w="192" w:type="dxa"/>
+              <w:bottom w:w="120" w:type="dxa"/>
+              <w:right w:w="0" w:type="dxa"/>
+            </w:tcMar>
+            <w:vAlign w:val="center"/>
+          </w:tcPr>
+          <w:p>
+            <w:pPr>
+              <w:keepNext w:val="0"/>
+              <w:keepLines w:val="0"/>
+              <w:widowControl/>
+              <w:suppressLineNumbers w:val="0"/>
+              <w:spacing w:line="300" w:lineRule="atLeast"/>
+              <w:jc w:val="left"/>
+              <w:rPr>
+                <w:rFonts w:hint="default" w:ascii="Segoe UI" w:hAnsi="Segoe UI" w:eastAsia="Segoe UI" w:cs="Segoe UI"/>
+                <w:i w:val="0"/>
+                <w:iCs w:val="0"/>
+                <w:caps w:val="0"/>
+                <w:color w:val="0F1115"/>
+                <w:spacing w:val="0"/>
+                <w:sz w:val="18"/>
+                <w:szCs w:val="18"/>
+              </w:rPr>
+            </w:pPr>
+            <w:r>
+              <w:rPr>
+                <w:rFonts w:hint="default" w:ascii="Segoe UI" w:hAnsi="Segoe UI" w:eastAsia="Segoe UI" w:cs="Segoe UI"/>
+                <w:i w:val="0"/>
+                <w:iCs w:val="0"/>
+                <w:caps w:val="0"/>
+                <w:snapToGrid w:val="0"/>
+                <w:color w:val="000000"/>
+                <w:spacing w:val="0"/>
+                <w:kern w:val="0"/>
+                <w:sz w:val="18"/>
+                <w:szCs w:val="18"/>
+                <w:lang w:val="en-US" w:eastAsia="zh-CN" w:bidi="ar"/>
+              </w:rPr>
+              <w:t>事件、变更、配置、知识</w:t>
+            </w:r>
+          </w:p>
+        </w:tc>
+      </w:tr>
+      <w:tr>
+        <w:tblPrEx>
+          <w:tblBorders>
+            <w:top w:val="single" w:color="auto" w:sz="4" w:space="0"/>
+            <w:left w:val="single" w:color="auto" w:sz="4" w:space="0"/>
+            <w:bottom w:val="single" w:color="auto" w:sz="4" w:space="0"/>
+            <w:right w:val="single" w:color="auto" w:sz="4" w:space="0"/>
+            <w:insideH w:val="single" w:color="auto" w:sz="4" w:space="0"/>
+            <w:insideV w:val="single" w:color="auto" w:sz="4" w:space="0"/>
+          </w:tblBorders>
+          <w:tblCellMar>
+            <w:top w:w="15" w:type="dxa"/>
+            <w:left w:w="15" w:type="dxa"/>
+            <w:bottom w:w="15" w:type="dxa"/>
+            <w:right w:w="15" w:type="dxa"/>
+          </w:tblCellMar>
+        </w:tblPrEx>
+        <w:tc>
+          <w:tcPr>
+            <w:tcW w:w="1387" w:type="dxa"/>
+            <w:shd w:val="clear" w:color="auto" w:fill="auto"/>
+            <w:tcMar>
+              <w:top w:w="120" w:type="dxa"/>
+              <w:left w:w="0" w:type="dxa"/>
+              <w:bottom w:w="120" w:type="dxa"/>
+              <w:right w:w="192" w:type="dxa"/>
+            </w:tcMar>
+            <w:vAlign w:val="center"/>
+          </w:tcPr>
+          <w:p>
+            <w:pPr>
+              <w:keepNext w:val="0"/>
+              <w:keepLines w:val="0"/>
+              <w:widowControl/>
+              <w:suppressLineNumbers w:val="0"/>
+              <w:spacing w:line="300" w:lineRule="atLeast"/>
+              <w:jc w:val="left"/>
+              <w:rPr>
+                <w:rFonts w:hint="default" w:ascii="Segoe UI" w:hAnsi="Segoe UI" w:eastAsia="Segoe UI" w:cs="Segoe UI"/>
+                <w:i w:val="0"/>
+                <w:iCs w:val="0"/>
+                <w:caps w:val="0"/>
+                <w:color w:val="0F1115"/>
+                <w:spacing w:val="0"/>
+                <w:sz w:val="18"/>
+                <w:szCs w:val="18"/>
+              </w:rPr>
+            </w:pPr>
+            <w:r>
+              <w:rPr>
+                <w:rStyle w:val="24"/>
+                <w:rFonts w:hint="default" w:ascii="Segoe UI" w:hAnsi="Segoe UI" w:eastAsia="Segoe UI" w:cs="Segoe UI"/>
+                <w:b/>
+                <w:bCs/>
+                <w:i w:val="0"/>
+                <w:iCs w:val="0"/>
+                <w:caps w:val="0"/>
+                <w:snapToGrid w:val="0"/>
+                <w:color w:val="000000"/>
+                <w:spacing w:val="0"/>
+                <w:kern w:val="0"/>
+                <w:sz w:val="18"/>
+                <w:szCs w:val="18"/>
+                <w:lang w:val="en-US" w:eastAsia="zh-CN" w:bidi="ar"/>
+              </w:rPr>
+              <w:t>变更管理</w:t>
+            </w:r>
+          </w:p>
+        </w:tc>
+        <w:tc>
+          <w:tcPr>
+            <w:tcW w:w="1530" w:type="dxa"/>
+            <w:shd w:val="clear" w:color="auto" w:fill="auto"/>
+            <w:tcMar>
+              <w:top w:w="120" w:type="dxa"/>
+              <w:left w:w="192" w:type="dxa"/>
+              <w:bottom w:w="120" w:type="dxa"/>
+              <w:right w:w="192" w:type="dxa"/>
+            </w:tcMar>
+            <w:vAlign w:val="center"/>
+          </w:tcPr>
+          <w:p>
+            <w:pPr>
+              <w:keepNext w:val="0"/>
+              <w:keepLines w:val="0"/>
+              <w:widowControl/>
+              <w:suppressLineNumbers w:val="0"/>
+              <w:spacing w:line="300" w:lineRule="atLeast"/>
+              <w:jc w:val="left"/>
+              <w:rPr>
+                <w:rFonts w:hint="default" w:ascii="Segoe UI" w:hAnsi="Segoe UI" w:eastAsia="Segoe UI" w:cs="Segoe UI"/>
+                <w:i w:val="0"/>
+                <w:iCs w:val="0"/>
+                <w:caps w:val="0"/>
+                <w:color w:val="0F1115"/>
+                <w:spacing w:val="0"/>
+                <w:sz w:val="18"/>
+                <w:szCs w:val="18"/>
+              </w:rPr>
+            </w:pPr>
+            <w:r>
+              <w:rPr>
+                <w:rFonts w:hint="default" w:ascii="Segoe UI" w:hAnsi="Segoe UI" w:eastAsia="Segoe UI" w:cs="Segoe UI"/>
+                <w:i w:val="0"/>
+                <w:iCs w:val="0"/>
+                <w:caps w:val="0"/>
+                <w:snapToGrid w:val="0"/>
+                <w:color w:val="000000"/>
+                <w:spacing w:val="0"/>
+                <w:kern w:val="0"/>
+                <w:sz w:val="18"/>
+                <w:szCs w:val="18"/>
+                <w:lang w:val="en-US" w:eastAsia="zh-CN" w:bidi="ar"/>
+              </w:rPr>
+              <w:t>控制变更风险，确保变更可控</w:t>
+            </w:r>
+          </w:p>
+        </w:tc>
+        <w:tc>
+          <w:tcPr>
+            <w:tcW w:w="0" w:type="auto"/>
+            <w:shd w:val="clear" w:color="auto" w:fill="auto"/>
+            <w:tcMar>
+              <w:top w:w="120" w:type="dxa"/>
+              <w:left w:w="192" w:type="dxa"/>
+              <w:bottom w:w="120" w:type="dxa"/>
+              <w:right w:w="192" w:type="dxa"/>
+            </w:tcMar>
+            <w:vAlign w:val="center"/>
+          </w:tcPr>
+          <w:p>
+            <w:pPr>
+              <w:keepNext w:val="0"/>
+              <w:keepLines w:val="0"/>
+              <w:widowControl/>
+              <w:suppressLineNumbers w:val="0"/>
+              <w:spacing w:line="300" w:lineRule="atLeast"/>
+              <w:jc w:val="left"/>
+              <w:rPr>
+                <w:rFonts w:hint="default" w:ascii="Segoe UI" w:hAnsi="Segoe UI" w:eastAsia="Segoe UI" w:cs="Segoe UI"/>
+                <w:i w:val="0"/>
+                <w:iCs w:val="0"/>
+                <w:caps w:val="0"/>
+                <w:color w:val="0F1115"/>
+                <w:spacing w:val="0"/>
+                <w:sz w:val="18"/>
+                <w:szCs w:val="18"/>
+              </w:rPr>
+            </w:pPr>
+            <w:r>
+              <w:rPr>
+                <w:rFonts w:hint="default" w:ascii="Segoe UI" w:hAnsi="Segoe UI" w:eastAsia="Segoe UI" w:cs="Segoe UI"/>
+                <w:i w:val="0"/>
+                <w:iCs w:val="0"/>
+                <w:caps w:val="0"/>
+                <w:snapToGrid w:val="0"/>
+                <w:color w:val="000000"/>
+                <w:spacing w:val="0"/>
+                <w:kern w:val="0"/>
+                <w:sz w:val="18"/>
+                <w:szCs w:val="18"/>
+                <w:lang w:val="en-US" w:eastAsia="zh-CN" w:bidi="ar"/>
+              </w:rPr>
+              <w:t>变更请求（来自事件、问题、项目）</w:t>
+            </w:r>
+          </w:p>
+        </w:tc>
+        <w:tc>
+          <w:tcPr>
+            <w:tcW w:w="0" w:type="auto"/>
+            <w:shd w:val="clear" w:color="auto" w:fill="auto"/>
+            <w:tcMar>
+              <w:top w:w="120" w:type="dxa"/>
+              <w:left w:w="192" w:type="dxa"/>
+              <w:bottom w:w="120" w:type="dxa"/>
+              <w:right w:w="192" w:type="dxa"/>
+            </w:tcMar>
+            <w:vAlign w:val="center"/>
+          </w:tcPr>
+          <w:p>
+            <w:pPr>
+              <w:keepNext w:val="0"/>
+              <w:keepLines w:val="0"/>
+              <w:widowControl/>
+              <w:suppressLineNumbers w:val="0"/>
+              <w:spacing w:line="300" w:lineRule="atLeast"/>
+              <w:jc w:val="left"/>
+              <w:rPr>
+                <w:rFonts w:hint="default" w:ascii="Segoe UI" w:hAnsi="Segoe UI" w:eastAsia="Segoe UI" w:cs="Segoe UI"/>
+                <w:i w:val="0"/>
+                <w:iCs w:val="0"/>
+                <w:caps w:val="0"/>
+                <w:color w:val="0F1115"/>
+                <w:spacing w:val="0"/>
+                <w:sz w:val="18"/>
+                <w:szCs w:val="18"/>
+              </w:rPr>
+            </w:pPr>
+            <w:r>
+              <w:rPr>
+                <w:rFonts w:hint="default" w:ascii="Segoe UI" w:hAnsi="Segoe UI" w:eastAsia="Segoe UI" w:cs="Segoe UI"/>
+                <w:i w:val="0"/>
+                <w:iCs w:val="0"/>
+                <w:caps w:val="0"/>
+                <w:snapToGrid w:val="0"/>
+                <w:color w:val="000000"/>
+                <w:spacing w:val="0"/>
+                <w:kern w:val="0"/>
+                <w:sz w:val="18"/>
+                <w:szCs w:val="18"/>
+                <w:lang w:val="en-US" w:eastAsia="zh-CN" w:bidi="ar"/>
+              </w:rPr>
+              <w:t>变更记录、实施结果、配置更新</w:t>
+            </w:r>
+          </w:p>
+        </w:tc>
+        <w:tc>
+          <w:tcPr>
+            <w:tcW w:w="0" w:type="auto"/>
+            <w:shd w:val="clear" w:color="auto" w:fill="auto"/>
+            <w:tcMar>
+              <w:top w:w="120" w:type="dxa"/>
+              <w:left w:w="192" w:type="dxa"/>
+              <w:bottom w:w="120" w:type="dxa"/>
+              <w:right w:w="0" w:type="dxa"/>
+            </w:tcMar>
+            <w:vAlign w:val="center"/>
+          </w:tcPr>
+          <w:p>
+            <w:pPr>
+              <w:keepNext w:val="0"/>
+              <w:keepLines w:val="0"/>
+              <w:widowControl/>
+              <w:suppressLineNumbers w:val="0"/>
+              <w:spacing w:line="300" w:lineRule="atLeast"/>
+              <w:jc w:val="left"/>
+              <w:rPr>
+                <w:rFonts w:hint="default" w:ascii="Segoe UI" w:hAnsi="Segoe UI" w:eastAsia="Segoe UI" w:cs="Segoe UI"/>
+                <w:i w:val="0"/>
+                <w:iCs w:val="0"/>
+                <w:caps w:val="0"/>
+                <w:color w:val="0F1115"/>
+                <w:spacing w:val="0"/>
+                <w:sz w:val="18"/>
+                <w:szCs w:val="18"/>
+              </w:rPr>
+            </w:pPr>
+            <w:r>
+              <w:rPr>
+                <w:rFonts w:hint="default" w:ascii="Segoe UI" w:hAnsi="Segoe UI" w:eastAsia="Segoe UI" w:cs="Segoe UI"/>
+                <w:i w:val="0"/>
+                <w:iCs w:val="0"/>
+                <w:caps w:val="0"/>
+                <w:snapToGrid w:val="0"/>
+                <w:color w:val="000000"/>
+                <w:spacing w:val="0"/>
+                <w:kern w:val="0"/>
+                <w:sz w:val="18"/>
+                <w:szCs w:val="18"/>
+                <w:lang w:val="en-US" w:eastAsia="zh-CN" w:bidi="ar"/>
+              </w:rPr>
+              <w:t>发布、配置、SLM</w:t>
+            </w:r>
+          </w:p>
+        </w:tc>
+      </w:tr>
+      <w:tr>
+        <w:tblPrEx>
+          <w:tblBorders>
+            <w:top w:val="single" w:color="auto" w:sz="4" w:space="0"/>
+            <w:left w:val="single" w:color="auto" w:sz="4" w:space="0"/>
+            <w:bottom w:val="single" w:color="auto" w:sz="4" w:space="0"/>
+            <w:right w:val="single" w:color="auto" w:sz="4" w:space="0"/>
+            <w:insideH w:val="single" w:color="auto" w:sz="4" w:space="0"/>
+            <w:insideV w:val="single" w:color="auto" w:sz="4" w:space="0"/>
+          </w:tblBorders>
+          <w:shd w:val="clear" w:color="auto" w:fill="auto"/>
+          <w:tblCellMar>
+            <w:top w:w="15" w:type="dxa"/>
+            <w:left w:w="15" w:type="dxa"/>
+            <w:bottom w:w="15" w:type="dxa"/>
+            <w:right w:w="15" w:type="dxa"/>
+          </w:tblCellMar>
+        </w:tblPrEx>
+        <w:tc>
+          <w:tcPr>
+            <w:tcW w:w="1387" w:type="dxa"/>
+            <w:shd w:val="clear" w:color="auto" w:fill="auto"/>
+            <w:tcMar>
+              <w:top w:w="120" w:type="dxa"/>
+              <w:left w:w="0" w:type="dxa"/>
+              <w:bottom w:w="120" w:type="dxa"/>
+              <w:right w:w="192" w:type="dxa"/>
+            </w:tcMar>
+            <w:vAlign w:val="center"/>
+          </w:tcPr>
+          <w:p>
+            <w:pPr>
+              <w:keepNext w:val="0"/>
+              <w:keepLines w:val="0"/>
+              <w:widowControl/>
+              <w:suppressLineNumbers w:val="0"/>
+              <w:spacing w:line="300" w:lineRule="atLeast"/>
+              <w:jc w:val="left"/>
+              <w:rPr>
+                <w:rFonts w:hint="default" w:ascii="Segoe UI" w:hAnsi="Segoe UI" w:eastAsia="Segoe UI" w:cs="Segoe UI"/>
+                <w:i w:val="0"/>
+                <w:iCs w:val="0"/>
+                <w:caps w:val="0"/>
+                <w:color w:val="0F1115"/>
+                <w:spacing w:val="0"/>
+                <w:sz w:val="18"/>
+                <w:szCs w:val="18"/>
+              </w:rPr>
+            </w:pPr>
+            <w:r>
+              <w:rPr>
+                <w:rStyle w:val="24"/>
+                <w:rFonts w:hint="default" w:ascii="Segoe UI" w:hAnsi="Segoe UI" w:eastAsia="Segoe UI" w:cs="Segoe UI"/>
+                <w:b/>
+                <w:bCs/>
+                <w:i w:val="0"/>
+                <w:iCs w:val="0"/>
+                <w:caps w:val="0"/>
+                <w:snapToGrid w:val="0"/>
+                <w:color w:val="000000"/>
+                <w:spacing w:val="0"/>
+                <w:kern w:val="0"/>
+                <w:sz w:val="18"/>
+                <w:szCs w:val="18"/>
+                <w:lang w:val="en-US" w:eastAsia="zh-CN" w:bidi="ar"/>
+              </w:rPr>
+              <w:t>发布管理</w:t>
+            </w:r>
+          </w:p>
+        </w:tc>
+        <w:tc>
+          <w:tcPr>
+            <w:tcW w:w="1530" w:type="dxa"/>
+            <w:shd w:val="clear" w:color="auto" w:fill="auto"/>
+            <w:tcMar>
+              <w:top w:w="120" w:type="dxa"/>
+              <w:left w:w="192" w:type="dxa"/>
+              <w:bottom w:w="120" w:type="dxa"/>
+              <w:right w:w="192" w:type="dxa"/>
+            </w:tcMar>
+            <w:vAlign w:val="center"/>
+          </w:tcPr>
+          <w:p>
+            <w:pPr>
+              <w:keepNext w:val="0"/>
+              <w:keepLines w:val="0"/>
+              <w:widowControl/>
+              <w:suppressLineNumbers w:val="0"/>
+              <w:spacing w:line="300" w:lineRule="atLeast"/>
+              <w:jc w:val="left"/>
+              <w:rPr>
+                <w:rFonts w:hint="default" w:ascii="Segoe UI" w:hAnsi="Segoe UI" w:eastAsia="Segoe UI" w:cs="Segoe UI"/>
+                <w:i w:val="0"/>
+                <w:iCs w:val="0"/>
+                <w:caps w:val="0"/>
+                <w:color w:val="0F1115"/>
+                <w:spacing w:val="0"/>
+                <w:sz w:val="18"/>
+                <w:szCs w:val="18"/>
+              </w:rPr>
+            </w:pPr>
+            <w:r>
+              <w:rPr>
+                <w:rFonts w:hint="default" w:ascii="Segoe UI" w:hAnsi="Segoe UI" w:eastAsia="Segoe UI" w:cs="Segoe UI"/>
+                <w:i w:val="0"/>
+                <w:iCs w:val="0"/>
+                <w:caps w:val="0"/>
+                <w:snapToGrid w:val="0"/>
+                <w:color w:val="000000"/>
+                <w:spacing w:val="0"/>
+                <w:kern w:val="0"/>
+                <w:sz w:val="18"/>
+                <w:szCs w:val="18"/>
+                <w:lang w:val="en-US" w:eastAsia="zh-CN" w:bidi="ar"/>
+              </w:rPr>
+              <w:t>安全、受控地将变更导入生产环境</w:t>
+            </w:r>
+          </w:p>
+        </w:tc>
+        <w:tc>
+          <w:tcPr>
+            <w:tcW w:w="0" w:type="auto"/>
+            <w:shd w:val="clear" w:color="auto" w:fill="auto"/>
+            <w:tcMar>
+              <w:top w:w="120" w:type="dxa"/>
+              <w:left w:w="192" w:type="dxa"/>
+              <w:bottom w:w="120" w:type="dxa"/>
+              <w:right w:w="192" w:type="dxa"/>
+            </w:tcMar>
+            <w:vAlign w:val="center"/>
+          </w:tcPr>
+          <w:p>
+            <w:pPr>
+              <w:keepNext w:val="0"/>
+              <w:keepLines w:val="0"/>
+              <w:widowControl/>
+              <w:suppressLineNumbers w:val="0"/>
+              <w:spacing w:line="300" w:lineRule="atLeast"/>
+              <w:jc w:val="left"/>
+              <w:rPr>
+                <w:rFonts w:hint="default" w:ascii="Segoe UI" w:hAnsi="Segoe UI" w:eastAsia="Segoe UI" w:cs="Segoe UI"/>
+                <w:i w:val="0"/>
+                <w:iCs w:val="0"/>
+                <w:caps w:val="0"/>
+                <w:color w:val="0F1115"/>
+                <w:spacing w:val="0"/>
+                <w:sz w:val="18"/>
+                <w:szCs w:val="18"/>
+              </w:rPr>
+            </w:pPr>
+            <w:r>
+              <w:rPr>
+                <w:rFonts w:hint="default" w:ascii="Segoe UI" w:hAnsi="Segoe UI" w:eastAsia="Segoe UI" w:cs="Segoe UI"/>
+                <w:i w:val="0"/>
+                <w:iCs w:val="0"/>
+                <w:caps w:val="0"/>
+                <w:snapToGrid w:val="0"/>
+                <w:color w:val="000000"/>
+                <w:spacing w:val="0"/>
+                <w:kern w:val="0"/>
+                <w:sz w:val="18"/>
+                <w:szCs w:val="18"/>
+                <w:lang w:val="en-US" w:eastAsia="zh-CN" w:bidi="ar"/>
+              </w:rPr>
+              <w:t>变更方案、测试结果</w:t>
+            </w:r>
+          </w:p>
+        </w:tc>
+        <w:tc>
+          <w:tcPr>
+            <w:tcW w:w="0" w:type="auto"/>
+            <w:shd w:val="clear" w:color="auto" w:fill="auto"/>
+            <w:tcMar>
+              <w:top w:w="120" w:type="dxa"/>
+              <w:left w:w="192" w:type="dxa"/>
+              <w:bottom w:w="120" w:type="dxa"/>
+              <w:right w:w="192" w:type="dxa"/>
+            </w:tcMar>
+            <w:vAlign w:val="center"/>
+          </w:tcPr>
+          <w:p>
+            <w:pPr>
+              <w:keepNext w:val="0"/>
+              <w:keepLines w:val="0"/>
+              <w:widowControl/>
+              <w:suppressLineNumbers w:val="0"/>
+              <w:spacing w:line="300" w:lineRule="atLeast"/>
+              <w:jc w:val="left"/>
+              <w:rPr>
+                <w:rFonts w:hint="default" w:ascii="Segoe UI" w:hAnsi="Segoe UI" w:eastAsia="Segoe UI" w:cs="Segoe UI"/>
+                <w:i w:val="0"/>
+                <w:iCs w:val="0"/>
+                <w:caps w:val="0"/>
+                <w:color w:val="0F1115"/>
+                <w:spacing w:val="0"/>
+                <w:sz w:val="18"/>
+                <w:szCs w:val="18"/>
+              </w:rPr>
+            </w:pPr>
+            <w:r>
+              <w:rPr>
+                <w:rFonts w:hint="default" w:ascii="Segoe UI" w:hAnsi="Segoe UI" w:eastAsia="Segoe UI" w:cs="Segoe UI"/>
+                <w:i w:val="0"/>
+                <w:iCs w:val="0"/>
+                <w:caps w:val="0"/>
+                <w:snapToGrid w:val="0"/>
+                <w:color w:val="000000"/>
+                <w:spacing w:val="0"/>
+                <w:kern w:val="0"/>
+                <w:sz w:val="18"/>
+                <w:szCs w:val="18"/>
+                <w:lang w:val="en-US" w:eastAsia="zh-CN" w:bidi="ar"/>
+              </w:rPr>
+              <w:t>发布计划、发布报告、配置更新</w:t>
+            </w:r>
+          </w:p>
+        </w:tc>
+        <w:tc>
+          <w:tcPr>
+            <w:tcW w:w="0" w:type="auto"/>
+            <w:shd w:val="clear" w:color="auto" w:fill="auto"/>
+            <w:tcMar>
+              <w:top w:w="120" w:type="dxa"/>
+              <w:left w:w="192" w:type="dxa"/>
+              <w:bottom w:w="120" w:type="dxa"/>
+              <w:right w:w="0" w:type="dxa"/>
+            </w:tcMar>
+            <w:vAlign w:val="center"/>
+          </w:tcPr>
+          <w:p>
+            <w:pPr>
+              <w:keepNext w:val="0"/>
+              <w:keepLines w:val="0"/>
+              <w:widowControl/>
+              <w:suppressLineNumbers w:val="0"/>
+              <w:spacing w:line="300" w:lineRule="atLeast"/>
+              <w:jc w:val="left"/>
+              <w:rPr>
+                <w:rFonts w:hint="default" w:ascii="Segoe UI" w:hAnsi="Segoe UI" w:eastAsia="Segoe UI" w:cs="Segoe UI"/>
+                <w:i w:val="0"/>
+                <w:iCs w:val="0"/>
+                <w:caps w:val="0"/>
+                <w:color w:val="0F1115"/>
+                <w:spacing w:val="0"/>
+                <w:sz w:val="18"/>
+                <w:szCs w:val="18"/>
+              </w:rPr>
+            </w:pPr>
+            <w:r>
+              <w:rPr>
+                <w:rFonts w:hint="default" w:ascii="Segoe UI" w:hAnsi="Segoe UI" w:eastAsia="Segoe UI" w:cs="Segoe UI"/>
+                <w:i w:val="0"/>
+                <w:iCs w:val="0"/>
+                <w:caps w:val="0"/>
+                <w:snapToGrid w:val="0"/>
+                <w:color w:val="000000"/>
+                <w:spacing w:val="0"/>
+                <w:kern w:val="0"/>
+                <w:sz w:val="18"/>
+                <w:szCs w:val="18"/>
+                <w:lang w:val="en-US" w:eastAsia="zh-CN" w:bidi="ar"/>
+              </w:rPr>
+              <w:t>变更、配置</w:t>
+            </w:r>
+          </w:p>
+        </w:tc>
+      </w:tr>
+      <w:tr>
+        <w:tblPrEx>
+          <w:tblBorders>
+            <w:top w:val="single" w:color="auto" w:sz="4" w:space="0"/>
+            <w:left w:val="single" w:color="auto" w:sz="4" w:space="0"/>
+            <w:bottom w:val="single" w:color="auto" w:sz="4" w:space="0"/>
+            <w:right w:val="single" w:color="auto" w:sz="4" w:space="0"/>
+            <w:insideH w:val="single" w:color="auto" w:sz="4" w:space="0"/>
+            <w:insideV w:val="single" w:color="auto" w:sz="4" w:space="0"/>
+          </w:tblBorders>
+          <w:tblCellMar>
+            <w:top w:w="15" w:type="dxa"/>
+            <w:left w:w="15" w:type="dxa"/>
+            <w:bottom w:w="15" w:type="dxa"/>
+            <w:right w:w="15" w:type="dxa"/>
+          </w:tblCellMar>
+        </w:tblPrEx>
+        <w:tc>
+          <w:tcPr>
+            <w:tcW w:w="1387" w:type="dxa"/>
+            <w:shd w:val="clear" w:color="auto" w:fill="auto"/>
+            <w:tcMar>
+              <w:top w:w="120" w:type="dxa"/>
+              <w:left w:w="0" w:type="dxa"/>
+              <w:bottom w:w="120" w:type="dxa"/>
+              <w:right w:w="192" w:type="dxa"/>
+            </w:tcMar>
+            <w:vAlign w:val="center"/>
+          </w:tcPr>
+          <w:p>
+            <w:pPr>
+              <w:keepNext w:val="0"/>
+              <w:keepLines w:val="0"/>
+              <w:widowControl/>
+              <w:suppressLineNumbers w:val="0"/>
+              <w:spacing w:line="300" w:lineRule="atLeast"/>
+              <w:jc w:val="left"/>
+              <w:rPr>
+                <w:rFonts w:hint="default" w:ascii="Segoe UI" w:hAnsi="Segoe UI" w:eastAsia="Segoe UI" w:cs="Segoe UI"/>
+                <w:i w:val="0"/>
+                <w:iCs w:val="0"/>
+                <w:caps w:val="0"/>
+                <w:color w:val="0F1115"/>
+                <w:spacing w:val="0"/>
+                <w:sz w:val="18"/>
+                <w:szCs w:val="18"/>
+              </w:rPr>
+            </w:pPr>
+            <w:r>
+              <w:rPr>
+                <w:rStyle w:val="24"/>
+                <w:rFonts w:hint="default" w:ascii="Segoe UI" w:hAnsi="Segoe UI" w:eastAsia="Segoe UI" w:cs="Segoe UI"/>
+                <w:b/>
+                <w:bCs/>
+                <w:i w:val="0"/>
+                <w:iCs w:val="0"/>
+                <w:caps w:val="0"/>
+                <w:snapToGrid w:val="0"/>
+                <w:color w:val="000000"/>
+                <w:spacing w:val="0"/>
+                <w:kern w:val="0"/>
+                <w:sz w:val="18"/>
+                <w:szCs w:val="18"/>
+                <w:lang w:val="en-US" w:eastAsia="zh-CN" w:bidi="ar"/>
+              </w:rPr>
+              <w:t>配置管理</w:t>
+            </w:r>
+          </w:p>
+        </w:tc>
+        <w:tc>
+          <w:tcPr>
+            <w:tcW w:w="1530" w:type="dxa"/>
+            <w:shd w:val="clear" w:color="auto" w:fill="auto"/>
+            <w:tcMar>
+              <w:top w:w="120" w:type="dxa"/>
+              <w:left w:w="192" w:type="dxa"/>
+              <w:bottom w:w="120" w:type="dxa"/>
+              <w:right w:w="192" w:type="dxa"/>
+            </w:tcMar>
+            <w:vAlign w:val="center"/>
+          </w:tcPr>
+          <w:p>
+            <w:pPr>
+              <w:keepNext w:val="0"/>
+              <w:keepLines w:val="0"/>
+              <w:widowControl/>
+              <w:suppressLineNumbers w:val="0"/>
+              <w:spacing w:line="300" w:lineRule="atLeast"/>
+              <w:jc w:val="left"/>
+              <w:rPr>
+                <w:rFonts w:hint="default" w:ascii="Segoe UI" w:hAnsi="Segoe UI" w:eastAsia="Segoe UI" w:cs="Segoe UI"/>
+                <w:i w:val="0"/>
+                <w:iCs w:val="0"/>
+                <w:caps w:val="0"/>
+                <w:color w:val="0F1115"/>
+                <w:spacing w:val="0"/>
+                <w:sz w:val="18"/>
+                <w:szCs w:val="18"/>
+              </w:rPr>
+            </w:pPr>
+            <w:r>
+              <w:rPr>
+                <w:rFonts w:hint="default" w:ascii="Segoe UI" w:hAnsi="Segoe UI" w:eastAsia="Segoe UI" w:cs="Segoe UI"/>
+                <w:i w:val="0"/>
+                <w:iCs w:val="0"/>
+                <w:caps w:val="0"/>
+                <w:snapToGrid w:val="0"/>
+                <w:color w:val="000000"/>
+                <w:spacing w:val="0"/>
+                <w:kern w:val="0"/>
+                <w:sz w:val="18"/>
+                <w:szCs w:val="18"/>
+                <w:lang w:val="en-US" w:eastAsia="zh-CN" w:bidi="ar"/>
+              </w:rPr>
+              <w:t>维护准确的配置信息库</w:t>
+            </w:r>
+          </w:p>
+        </w:tc>
+        <w:tc>
+          <w:tcPr>
+            <w:tcW w:w="0" w:type="auto"/>
+            <w:shd w:val="clear" w:color="auto" w:fill="auto"/>
+            <w:tcMar>
+              <w:top w:w="120" w:type="dxa"/>
+              <w:left w:w="192" w:type="dxa"/>
+              <w:bottom w:w="120" w:type="dxa"/>
+              <w:right w:w="192" w:type="dxa"/>
+            </w:tcMar>
+            <w:vAlign w:val="center"/>
+          </w:tcPr>
+          <w:p>
+            <w:pPr>
+              <w:keepNext w:val="0"/>
+              <w:keepLines w:val="0"/>
+              <w:widowControl/>
+              <w:suppressLineNumbers w:val="0"/>
+              <w:spacing w:line="300" w:lineRule="atLeast"/>
+              <w:jc w:val="left"/>
+              <w:rPr>
+                <w:rFonts w:hint="default" w:ascii="Segoe UI" w:hAnsi="Segoe UI" w:eastAsia="Segoe UI" w:cs="Segoe UI"/>
+                <w:i w:val="0"/>
+                <w:iCs w:val="0"/>
+                <w:caps w:val="0"/>
+                <w:color w:val="0F1115"/>
+                <w:spacing w:val="0"/>
+                <w:sz w:val="18"/>
+                <w:szCs w:val="18"/>
+              </w:rPr>
+            </w:pPr>
+            <w:r>
+              <w:rPr>
+                <w:rFonts w:hint="default" w:ascii="Segoe UI" w:hAnsi="Segoe UI" w:eastAsia="Segoe UI" w:cs="Segoe UI"/>
+                <w:i w:val="0"/>
+                <w:iCs w:val="0"/>
+                <w:caps w:val="0"/>
+                <w:snapToGrid w:val="0"/>
+                <w:color w:val="000000"/>
+                <w:spacing w:val="0"/>
+                <w:kern w:val="0"/>
+                <w:sz w:val="18"/>
+                <w:szCs w:val="18"/>
+                <w:lang w:val="en-US" w:eastAsia="zh-CN" w:bidi="ar"/>
+              </w:rPr>
+              <w:t>资产信息、变更记录、发布结果</w:t>
+            </w:r>
+          </w:p>
+        </w:tc>
+        <w:tc>
+          <w:tcPr>
+            <w:tcW w:w="0" w:type="auto"/>
+            <w:shd w:val="clear" w:color="auto" w:fill="auto"/>
+            <w:tcMar>
+              <w:top w:w="120" w:type="dxa"/>
+              <w:left w:w="192" w:type="dxa"/>
+              <w:bottom w:w="120" w:type="dxa"/>
+              <w:right w:w="192" w:type="dxa"/>
+            </w:tcMar>
+            <w:vAlign w:val="center"/>
+          </w:tcPr>
+          <w:p>
+            <w:pPr>
+              <w:keepNext w:val="0"/>
+              <w:keepLines w:val="0"/>
+              <w:widowControl/>
+              <w:suppressLineNumbers w:val="0"/>
+              <w:spacing w:line="300" w:lineRule="atLeast"/>
+              <w:jc w:val="left"/>
+              <w:rPr>
+                <w:rFonts w:hint="default" w:ascii="Segoe UI" w:hAnsi="Segoe UI" w:eastAsia="Segoe UI" w:cs="Segoe UI"/>
+                <w:i w:val="0"/>
+                <w:iCs w:val="0"/>
+                <w:caps w:val="0"/>
+                <w:color w:val="0F1115"/>
+                <w:spacing w:val="0"/>
+                <w:sz w:val="18"/>
+                <w:szCs w:val="18"/>
+              </w:rPr>
+            </w:pPr>
+            <w:r>
+              <w:rPr>
+                <w:rFonts w:hint="default" w:ascii="Segoe UI" w:hAnsi="Segoe UI" w:eastAsia="Segoe UI" w:cs="Segoe UI"/>
+                <w:i w:val="0"/>
+                <w:iCs w:val="0"/>
+                <w:caps w:val="0"/>
+                <w:snapToGrid w:val="0"/>
+                <w:color w:val="000000"/>
+                <w:spacing w:val="0"/>
+                <w:kern w:val="0"/>
+                <w:sz w:val="18"/>
+                <w:szCs w:val="18"/>
+                <w:lang w:val="en-US" w:eastAsia="zh-CN" w:bidi="ar"/>
+              </w:rPr>
+              <w:t>CMDB、配置审计报告</w:t>
+            </w:r>
+          </w:p>
+        </w:tc>
+        <w:tc>
+          <w:tcPr>
+            <w:tcW w:w="0" w:type="auto"/>
+            <w:shd w:val="clear" w:color="auto" w:fill="auto"/>
+            <w:tcMar>
+              <w:top w:w="120" w:type="dxa"/>
+              <w:left w:w="192" w:type="dxa"/>
+              <w:bottom w:w="120" w:type="dxa"/>
+              <w:right w:w="0" w:type="dxa"/>
+            </w:tcMar>
+            <w:vAlign w:val="center"/>
+          </w:tcPr>
+          <w:p>
+            <w:pPr>
+              <w:keepNext w:val="0"/>
+              <w:keepLines w:val="0"/>
+              <w:widowControl/>
+              <w:suppressLineNumbers w:val="0"/>
+              <w:spacing w:line="300" w:lineRule="atLeast"/>
+              <w:jc w:val="left"/>
+              <w:rPr>
+                <w:rFonts w:hint="default" w:ascii="Segoe UI" w:hAnsi="Segoe UI" w:eastAsia="Segoe UI" w:cs="Segoe UI"/>
+                <w:i w:val="0"/>
+                <w:iCs w:val="0"/>
+                <w:caps w:val="0"/>
+                <w:color w:val="0F1115"/>
+                <w:spacing w:val="0"/>
+                <w:sz w:val="18"/>
+                <w:szCs w:val="18"/>
+              </w:rPr>
+            </w:pPr>
+            <w:r>
+              <w:rPr>
+                <w:rFonts w:hint="default" w:ascii="Segoe UI" w:hAnsi="Segoe UI" w:eastAsia="Segoe UI" w:cs="Segoe UI"/>
+                <w:i w:val="0"/>
+                <w:iCs w:val="0"/>
+                <w:caps w:val="0"/>
+                <w:snapToGrid w:val="0"/>
+                <w:color w:val="000000"/>
+                <w:spacing w:val="0"/>
+                <w:kern w:val="0"/>
+                <w:sz w:val="18"/>
+                <w:szCs w:val="18"/>
+                <w:lang w:val="en-US" w:eastAsia="zh-CN" w:bidi="ar"/>
+              </w:rPr>
+              <w:t>所有流程（支持性基础）</w:t>
+            </w:r>
+          </w:p>
+        </w:tc>
+      </w:tr>
+      <w:tr>
+        <w:tblPrEx>
+          <w:tblBorders>
+            <w:top w:val="single" w:color="auto" w:sz="4" w:space="0"/>
+            <w:left w:val="single" w:color="auto" w:sz="4" w:space="0"/>
+            <w:bottom w:val="single" w:color="auto" w:sz="4" w:space="0"/>
+            <w:right w:val="single" w:color="auto" w:sz="4" w:space="0"/>
+            <w:insideH w:val="single" w:color="auto" w:sz="4" w:space="0"/>
+            <w:insideV w:val="single" w:color="auto" w:sz="4" w:space="0"/>
+          </w:tblBorders>
+          <w:tblCellMar>
+            <w:top w:w="15" w:type="dxa"/>
+            <w:left w:w="15" w:type="dxa"/>
+            <w:bottom w:w="15" w:type="dxa"/>
+            <w:right w:w="15" w:type="dxa"/>
+          </w:tblCellMar>
+        </w:tblPrEx>
+        <w:tc>
+          <w:tcPr>
+            <w:tcW w:w="1387" w:type="dxa"/>
+            <w:shd w:val="clear" w:color="auto" w:fill="auto"/>
+            <w:tcMar>
+              <w:top w:w="120" w:type="dxa"/>
+              <w:left w:w="0" w:type="dxa"/>
+              <w:bottom w:w="120" w:type="dxa"/>
+              <w:right w:w="192" w:type="dxa"/>
+            </w:tcMar>
+            <w:vAlign w:val="center"/>
+          </w:tcPr>
+          <w:p>
+            <w:pPr>
+              <w:keepNext w:val="0"/>
+              <w:keepLines w:val="0"/>
+              <w:widowControl/>
+              <w:suppressLineNumbers w:val="0"/>
+              <w:spacing w:line="300" w:lineRule="atLeast"/>
+              <w:jc w:val="left"/>
+              <w:rPr>
+                <w:rFonts w:hint="default" w:ascii="Segoe UI" w:hAnsi="Segoe UI" w:eastAsia="Segoe UI" w:cs="Segoe UI"/>
+                <w:i w:val="0"/>
+                <w:iCs w:val="0"/>
+                <w:caps w:val="0"/>
+                <w:color w:val="0F1115"/>
+                <w:spacing w:val="0"/>
+                <w:sz w:val="18"/>
+                <w:szCs w:val="18"/>
+              </w:rPr>
+            </w:pPr>
+            <w:r>
+              <w:rPr>
+                <w:rStyle w:val="24"/>
+                <w:rFonts w:hint="default" w:ascii="Segoe UI" w:hAnsi="Segoe UI" w:eastAsia="Segoe UI" w:cs="Segoe UI"/>
+                <w:b/>
+                <w:bCs/>
+                <w:i w:val="0"/>
+                <w:iCs w:val="0"/>
+                <w:caps w:val="0"/>
+                <w:snapToGrid w:val="0"/>
+                <w:color w:val="000000"/>
+                <w:spacing w:val="0"/>
+                <w:kern w:val="0"/>
+                <w:sz w:val="18"/>
+                <w:szCs w:val="18"/>
+                <w:lang w:val="en-US" w:eastAsia="zh-CN" w:bidi="ar"/>
+              </w:rPr>
+              <w:t>可用性与连续性管理</w:t>
+            </w:r>
+          </w:p>
+        </w:tc>
+        <w:tc>
+          <w:tcPr>
+            <w:tcW w:w="1530" w:type="dxa"/>
+            <w:shd w:val="clear" w:color="auto" w:fill="auto"/>
+            <w:tcMar>
+              <w:top w:w="120" w:type="dxa"/>
+              <w:left w:w="192" w:type="dxa"/>
+              <w:bottom w:w="120" w:type="dxa"/>
+              <w:right w:w="192" w:type="dxa"/>
+            </w:tcMar>
+            <w:vAlign w:val="center"/>
+          </w:tcPr>
+          <w:p>
+            <w:pPr>
+              <w:keepNext w:val="0"/>
+              <w:keepLines w:val="0"/>
+              <w:widowControl/>
+              <w:suppressLineNumbers w:val="0"/>
+              <w:spacing w:line="300" w:lineRule="atLeast"/>
+              <w:jc w:val="left"/>
+              <w:rPr>
+                <w:rFonts w:hint="default" w:ascii="Segoe UI" w:hAnsi="Segoe UI" w:eastAsia="Segoe UI" w:cs="Segoe UI"/>
+                <w:i w:val="0"/>
+                <w:iCs w:val="0"/>
+                <w:caps w:val="0"/>
+                <w:color w:val="0F1115"/>
+                <w:spacing w:val="0"/>
+                <w:sz w:val="18"/>
+                <w:szCs w:val="18"/>
+              </w:rPr>
+            </w:pPr>
+            <w:r>
+              <w:rPr>
+                <w:rFonts w:hint="default" w:ascii="Segoe UI" w:hAnsi="Segoe UI" w:eastAsia="Segoe UI" w:cs="Segoe UI"/>
+                <w:i w:val="0"/>
+                <w:iCs w:val="0"/>
+                <w:caps w:val="0"/>
+                <w:snapToGrid w:val="0"/>
+                <w:color w:val="000000"/>
+                <w:spacing w:val="0"/>
+                <w:kern w:val="0"/>
+                <w:sz w:val="18"/>
+                <w:szCs w:val="18"/>
+                <w:lang w:val="en-US" w:eastAsia="zh-CN" w:bidi="ar"/>
+              </w:rPr>
+              <w:t>保障服务高可用与灾难恢复能力</w:t>
+            </w:r>
+          </w:p>
+        </w:tc>
+        <w:tc>
+          <w:tcPr>
+            <w:tcW w:w="0" w:type="auto"/>
+            <w:shd w:val="clear" w:color="auto" w:fill="auto"/>
+            <w:tcMar>
+              <w:top w:w="120" w:type="dxa"/>
+              <w:left w:w="192" w:type="dxa"/>
+              <w:bottom w:w="120" w:type="dxa"/>
+              <w:right w:w="192" w:type="dxa"/>
+            </w:tcMar>
+            <w:vAlign w:val="center"/>
+          </w:tcPr>
+          <w:p>
+            <w:pPr>
+              <w:keepNext w:val="0"/>
+              <w:keepLines w:val="0"/>
+              <w:widowControl/>
+              <w:suppressLineNumbers w:val="0"/>
+              <w:spacing w:line="300" w:lineRule="atLeast"/>
+              <w:jc w:val="left"/>
+              <w:rPr>
+                <w:rFonts w:hint="default" w:ascii="Segoe UI" w:hAnsi="Segoe UI" w:eastAsia="Segoe UI" w:cs="Segoe UI"/>
+                <w:i w:val="0"/>
+                <w:iCs w:val="0"/>
+                <w:caps w:val="0"/>
+                <w:color w:val="0F1115"/>
+                <w:spacing w:val="0"/>
+                <w:sz w:val="18"/>
+                <w:szCs w:val="18"/>
+              </w:rPr>
+            </w:pPr>
+            <w:r>
+              <w:rPr>
+                <w:rFonts w:hint="default" w:ascii="Segoe UI" w:hAnsi="Segoe UI" w:eastAsia="Segoe UI" w:cs="Segoe UI"/>
+                <w:i w:val="0"/>
+                <w:iCs w:val="0"/>
+                <w:caps w:val="0"/>
+                <w:snapToGrid w:val="0"/>
+                <w:color w:val="000000"/>
+                <w:spacing w:val="0"/>
+                <w:kern w:val="0"/>
+                <w:sz w:val="18"/>
+                <w:szCs w:val="18"/>
+                <w:lang w:val="en-US" w:eastAsia="zh-CN" w:bidi="ar"/>
+              </w:rPr>
+              <w:t>SLA、风险评估、业务影响分析</w:t>
+            </w:r>
+          </w:p>
+        </w:tc>
+        <w:tc>
+          <w:tcPr>
+            <w:tcW w:w="0" w:type="auto"/>
+            <w:shd w:val="clear" w:color="auto" w:fill="auto"/>
+            <w:tcMar>
+              <w:top w:w="120" w:type="dxa"/>
+              <w:left w:w="192" w:type="dxa"/>
+              <w:bottom w:w="120" w:type="dxa"/>
+              <w:right w:w="192" w:type="dxa"/>
+            </w:tcMar>
+            <w:vAlign w:val="center"/>
+          </w:tcPr>
+          <w:p>
+            <w:pPr>
+              <w:keepNext w:val="0"/>
+              <w:keepLines w:val="0"/>
+              <w:widowControl/>
+              <w:suppressLineNumbers w:val="0"/>
+              <w:spacing w:line="300" w:lineRule="atLeast"/>
+              <w:jc w:val="left"/>
+              <w:rPr>
+                <w:rFonts w:hint="default" w:ascii="Segoe UI" w:hAnsi="Segoe UI" w:eastAsia="Segoe UI" w:cs="Segoe UI"/>
+                <w:i w:val="0"/>
+                <w:iCs w:val="0"/>
+                <w:caps w:val="0"/>
+                <w:color w:val="0F1115"/>
+                <w:spacing w:val="0"/>
+                <w:sz w:val="18"/>
+                <w:szCs w:val="18"/>
+              </w:rPr>
+            </w:pPr>
+            <w:r>
+              <w:rPr>
+                <w:rFonts w:hint="default" w:ascii="Segoe UI" w:hAnsi="Segoe UI" w:eastAsia="Segoe UI" w:cs="Segoe UI"/>
+                <w:i w:val="0"/>
+                <w:iCs w:val="0"/>
+                <w:caps w:val="0"/>
+                <w:snapToGrid w:val="0"/>
+                <w:color w:val="000000"/>
+                <w:spacing w:val="0"/>
+                <w:kern w:val="0"/>
+                <w:sz w:val="18"/>
+                <w:szCs w:val="18"/>
+                <w:lang w:val="en-US" w:eastAsia="zh-CN" w:bidi="ar"/>
+              </w:rPr>
+              <w:t>可用性计划、连续性计划、测试报告</w:t>
+            </w:r>
+          </w:p>
+        </w:tc>
+        <w:tc>
+          <w:tcPr>
+            <w:tcW w:w="0" w:type="auto"/>
+            <w:shd w:val="clear" w:color="auto" w:fill="auto"/>
+            <w:tcMar>
+              <w:top w:w="120" w:type="dxa"/>
+              <w:left w:w="192" w:type="dxa"/>
+              <w:bottom w:w="120" w:type="dxa"/>
+              <w:right w:w="0" w:type="dxa"/>
+            </w:tcMar>
+            <w:vAlign w:val="center"/>
+          </w:tcPr>
+          <w:p>
+            <w:pPr>
+              <w:keepNext w:val="0"/>
+              <w:keepLines w:val="0"/>
+              <w:widowControl/>
+              <w:suppressLineNumbers w:val="0"/>
+              <w:spacing w:line="300" w:lineRule="atLeast"/>
+              <w:jc w:val="left"/>
+              <w:rPr>
+                <w:rFonts w:hint="default" w:ascii="Segoe UI" w:hAnsi="Segoe UI" w:eastAsia="Segoe UI" w:cs="Segoe UI"/>
+                <w:i w:val="0"/>
+                <w:iCs w:val="0"/>
+                <w:caps w:val="0"/>
+                <w:color w:val="0F1115"/>
+                <w:spacing w:val="0"/>
+                <w:sz w:val="18"/>
+                <w:szCs w:val="18"/>
+              </w:rPr>
+            </w:pPr>
+            <w:r>
+              <w:rPr>
+                <w:rFonts w:hint="default" w:ascii="Segoe UI" w:hAnsi="Segoe UI" w:eastAsia="Segoe UI" w:cs="Segoe UI"/>
+                <w:i w:val="0"/>
+                <w:iCs w:val="0"/>
+                <w:caps w:val="0"/>
+                <w:snapToGrid w:val="0"/>
+                <w:color w:val="000000"/>
+                <w:spacing w:val="0"/>
+                <w:kern w:val="0"/>
+                <w:sz w:val="18"/>
+                <w:szCs w:val="18"/>
+                <w:lang w:val="en-US" w:eastAsia="zh-CN" w:bidi="ar"/>
+              </w:rPr>
+              <w:t>事件、问题、变更、容量</w:t>
+            </w:r>
+          </w:p>
+        </w:tc>
+      </w:tr>
+      <w:tr>
+        <w:tblPrEx>
+          <w:tblBorders>
+            <w:top w:val="single" w:color="auto" w:sz="4" w:space="0"/>
+            <w:left w:val="single" w:color="auto" w:sz="4" w:space="0"/>
+            <w:bottom w:val="single" w:color="auto" w:sz="4" w:space="0"/>
+            <w:right w:val="single" w:color="auto" w:sz="4" w:space="0"/>
+            <w:insideH w:val="single" w:color="auto" w:sz="4" w:space="0"/>
+            <w:insideV w:val="single" w:color="auto" w:sz="4" w:space="0"/>
+          </w:tblBorders>
+          <w:tblCellMar>
+            <w:top w:w="15" w:type="dxa"/>
+            <w:left w:w="15" w:type="dxa"/>
+            <w:bottom w:w="15" w:type="dxa"/>
+            <w:right w:w="15" w:type="dxa"/>
+          </w:tblCellMar>
+        </w:tblPrEx>
+        <w:tc>
+          <w:tcPr>
+            <w:tcW w:w="1387" w:type="dxa"/>
+            <w:shd w:val="clear" w:color="auto" w:fill="auto"/>
+            <w:tcMar>
+              <w:top w:w="120" w:type="dxa"/>
+              <w:left w:w="0" w:type="dxa"/>
+              <w:bottom w:w="120" w:type="dxa"/>
+              <w:right w:w="192" w:type="dxa"/>
+            </w:tcMar>
+            <w:vAlign w:val="center"/>
+          </w:tcPr>
+          <w:p>
+            <w:pPr>
+              <w:keepNext w:val="0"/>
+              <w:keepLines w:val="0"/>
+              <w:widowControl/>
+              <w:suppressLineNumbers w:val="0"/>
+              <w:spacing w:line="300" w:lineRule="atLeast"/>
+              <w:jc w:val="left"/>
+              <w:rPr>
+                <w:rFonts w:hint="default" w:ascii="Segoe UI" w:hAnsi="Segoe UI" w:eastAsia="Segoe UI" w:cs="Segoe UI"/>
+                <w:i w:val="0"/>
+                <w:iCs w:val="0"/>
+                <w:caps w:val="0"/>
+                <w:color w:val="0F1115"/>
+                <w:spacing w:val="0"/>
+                <w:sz w:val="18"/>
+                <w:szCs w:val="18"/>
+              </w:rPr>
+            </w:pPr>
+            <w:r>
+              <w:rPr>
+                <w:rStyle w:val="24"/>
+                <w:rFonts w:hint="default" w:ascii="Segoe UI" w:hAnsi="Segoe UI" w:eastAsia="Segoe UI" w:cs="Segoe UI"/>
+                <w:b/>
+                <w:bCs/>
+                <w:i w:val="0"/>
+                <w:iCs w:val="0"/>
+                <w:caps w:val="0"/>
+                <w:snapToGrid w:val="0"/>
+                <w:color w:val="000000"/>
+                <w:spacing w:val="0"/>
+                <w:kern w:val="0"/>
+                <w:sz w:val="18"/>
+                <w:szCs w:val="18"/>
+                <w:lang w:val="en-US" w:eastAsia="zh-CN" w:bidi="ar"/>
+              </w:rPr>
+              <w:t>容量管理</w:t>
+            </w:r>
+          </w:p>
+        </w:tc>
+        <w:tc>
+          <w:tcPr>
+            <w:tcW w:w="1530" w:type="dxa"/>
+            <w:shd w:val="clear" w:color="auto" w:fill="auto"/>
+            <w:tcMar>
+              <w:top w:w="120" w:type="dxa"/>
+              <w:left w:w="192" w:type="dxa"/>
+              <w:bottom w:w="120" w:type="dxa"/>
+              <w:right w:w="192" w:type="dxa"/>
+            </w:tcMar>
+            <w:vAlign w:val="center"/>
+          </w:tcPr>
+          <w:p>
+            <w:pPr>
+              <w:keepNext w:val="0"/>
+              <w:keepLines w:val="0"/>
+              <w:widowControl/>
+              <w:suppressLineNumbers w:val="0"/>
+              <w:spacing w:line="300" w:lineRule="atLeast"/>
+              <w:jc w:val="left"/>
+              <w:rPr>
+                <w:rFonts w:hint="default" w:ascii="Segoe UI" w:hAnsi="Segoe UI" w:eastAsia="Segoe UI" w:cs="Segoe UI"/>
+                <w:i w:val="0"/>
+                <w:iCs w:val="0"/>
+                <w:caps w:val="0"/>
+                <w:color w:val="0F1115"/>
+                <w:spacing w:val="0"/>
+                <w:sz w:val="18"/>
+                <w:szCs w:val="18"/>
+              </w:rPr>
+            </w:pPr>
+            <w:r>
+              <w:rPr>
+                <w:rFonts w:hint="default" w:ascii="Segoe UI" w:hAnsi="Segoe UI" w:eastAsia="Segoe UI" w:cs="Segoe UI"/>
+                <w:i w:val="0"/>
+                <w:iCs w:val="0"/>
+                <w:caps w:val="0"/>
+                <w:snapToGrid w:val="0"/>
+                <w:color w:val="000000"/>
+                <w:spacing w:val="0"/>
+                <w:kern w:val="0"/>
+                <w:sz w:val="18"/>
+                <w:szCs w:val="18"/>
+                <w:lang w:val="en-US" w:eastAsia="zh-CN" w:bidi="ar"/>
+              </w:rPr>
+              <w:t>确保系统容量满足业务需求</w:t>
+            </w:r>
+          </w:p>
+        </w:tc>
+        <w:tc>
+          <w:tcPr>
+            <w:tcW w:w="0" w:type="auto"/>
+            <w:shd w:val="clear" w:color="auto" w:fill="auto"/>
+            <w:tcMar>
+              <w:top w:w="120" w:type="dxa"/>
+              <w:left w:w="192" w:type="dxa"/>
+              <w:bottom w:w="120" w:type="dxa"/>
+              <w:right w:w="192" w:type="dxa"/>
+            </w:tcMar>
+            <w:vAlign w:val="center"/>
+          </w:tcPr>
+          <w:p>
+            <w:pPr>
+              <w:keepNext w:val="0"/>
+              <w:keepLines w:val="0"/>
+              <w:widowControl/>
+              <w:suppressLineNumbers w:val="0"/>
+              <w:spacing w:line="300" w:lineRule="atLeast"/>
+              <w:jc w:val="left"/>
+              <w:rPr>
+                <w:rFonts w:hint="default" w:ascii="Segoe UI" w:hAnsi="Segoe UI" w:eastAsia="Segoe UI" w:cs="Segoe UI"/>
+                <w:i w:val="0"/>
+                <w:iCs w:val="0"/>
+                <w:caps w:val="0"/>
+                <w:color w:val="0F1115"/>
+                <w:spacing w:val="0"/>
+                <w:sz w:val="18"/>
+                <w:szCs w:val="18"/>
+              </w:rPr>
+            </w:pPr>
+            <w:r>
+              <w:rPr>
+                <w:rFonts w:hint="default" w:ascii="Segoe UI" w:hAnsi="Segoe UI" w:eastAsia="Segoe UI" w:cs="Segoe UI"/>
+                <w:i w:val="0"/>
+                <w:iCs w:val="0"/>
+                <w:caps w:val="0"/>
+                <w:snapToGrid w:val="0"/>
+                <w:color w:val="000000"/>
+                <w:spacing w:val="0"/>
+                <w:kern w:val="0"/>
+                <w:sz w:val="18"/>
+                <w:szCs w:val="18"/>
+                <w:lang w:val="en-US" w:eastAsia="zh-CN" w:bidi="ar"/>
+              </w:rPr>
+              <w:t>业务需求、性能数据、趋势分析</w:t>
+            </w:r>
+          </w:p>
+        </w:tc>
+        <w:tc>
+          <w:tcPr>
+            <w:tcW w:w="0" w:type="auto"/>
+            <w:shd w:val="clear" w:color="auto" w:fill="auto"/>
+            <w:tcMar>
+              <w:top w:w="120" w:type="dxa"/>
+              <w:left w:w="192" w:type="dxa"/>
+              <w:bottom w:w="120" w:type="dxa"/>
+              <w:right w:w="192" w:type="dxa"/>
+            </w:tcMar>
+            <w:vAlign w:val="center"/>
+          </w:tcPr>
+          <w:p>
+            <w:pPr>
+              <w:keepNext w:val="0"/>
+              <w:keepLines w:val="0"/>
+              <w:widowControl/>
+              <w:suppressLineNumbers w:val="0"/>
+              <w:spacing w:line="300" w:lineRule="atLeast"/>
+              <w:jc w:val="left"/>
+              <w:rPr>
+                <w:rFonts w:hint="default" w:ascii="Segoe UI" w:hAnsi="Segoe UI" w:eastAsia="Segoe UI" w:cs="Segoe UI"/>
+                <w:i w:val="0"/>
+                <w:iCs w:val="0"/>
+                <w:caps w:val="0"/>
+                <w:color w:val="0F1115"/>
+                <w:spacing w:val="0"/>
+                <w:sz w:val="18"/>
+                <w:szCs w:val="18"/>
+              </w:rPr>
+            </w:pPr>
+            <w:r>
+              <w:rPr>
+                <w:rFonts w:hint="default" w:ascii="Segoe UI" w:hAnsi="Segoe UI" w:eastAsia="Segoe UI" w:cs="Segoe UI"/>
+                <w:i w:val="0"/>
+                <w:iCs w:val="0"/>
+                <w:caps w:val="0"/>
+                <w:snapToGrid w:val="0"/>
+                <w:color w:val="000000"/>
+                <w:spacing w:val="0"/>
+                <w:kern w:val="0"/>
+                <w:sz w:val="18"/>
+                <w:szCs w:val="18"/>
+                <w:lang w:val="en-US" w:eastAsia="zh-CN" w:bidi="ar"/>
+              </w:rPr>
+              <w:t>容量计划、优化方案、监控报告</w:t>
+            </w:r>
+          </w:p>
+        </w:tc>
+        <w:tc>
+          <w:tcPr>
+            <w:tcW w:w="0" w:type="auto"/>
+            <w:shd w:val="clear" w:color="auto" w:fill="auto"/>
+            <w:tcMar>
+              <w:top w:w="120" w:type="dxa"/>
+              <w:left w:w="192" w:type="dxa"/>
+              <w:bottom w:w="120" w:type="dxa"/>
+              <w:right w:w="0" w:type="dxa"/>
+            </w:tcMar>
+            <w:vAlign w:val="center"/>
+          </w:tcPr>
+          <w:p>
+            <w:pPr>
+              <w:keepNext w:val="0"/>
+              <w:keepLines w:val="0"/>
+              <w:widowControl/>
+              <w:suppressLineNumbers w:val="0"/>
+              <w:spacing w:line="300" w:lineRule="atLeast"/>
+              <w:jc w:val="left"/>
+              <w:rPr>
+                <w:rFonts w:hint="default" w:ascii="Segoe UI" w:hAnsi="Segoe UI" w:eastAsia="Segoe UI" w:cs="Segoe UI"/>
+                <w:i w:val="0"/>
+                <w:iCs w:val="0"/>
+                <w:caps w:val="0"/>
+                <w:color w:val="0F1115"/>
+                <w:spacing w:val="0"/>
+                <w:sz w:val="18"/>
+                <w:szCs w:val="18"/>
+              </w:rPr>
+            </w:pPr>
+            <w:r>
+              <w:rPr>
+                <w:rFonts w:hint="default" w:ascii="Segoe UI" w:hAnsi="Segoe UI" w:eastAsia="Segoe UI" w:cs="Segoe UI"/>
+                <w:i w:val="0"/>
+                <w:iCs w:val="0"/>
+                <w:caps w:val="0"/>
+                <w:snapToGrid w:val="0"/>
+                <w:color w:val="000000"/>
+                <w:spacing w:val="0"/>
+                <w:kern w:val="0"/>
+                <w:sz w:val="18"/>
+                <w:szCs w:val="18"/>
+                <w:lang w:val="en-US" w:eastAsia="zh-CN" w:bidi="ar"/>
+              </w:rPr>
+              <w:t>事件、问题、变更、可用性</w:t>
+            </w:r>
+          </w:p>
+        </w:tc>
+      </w:tr>
+      <w:tr>
+        <w:tblPrEx>
+          <w:tblBorders>
+            <w:top w:val="single" w:color="auto" w:sz="4" w:space="0"/>
+            <w:left w:val="single" w:color="auto" w:sz="4" w:space="0"/>
+            <w:bottom w:val="single" w:color="auto" w:sz="4" w:space="0"/>
+            <w:right w:val="single" w:color="auto" w:sz="4" w:space="0"/>
+            <w:insideH w:val="single" w:color="auto" w:sz="4" w:space="0"/>
+            <w:insideV w:val="single" w:color="auto" w:sz="4" w:space="0"/>
+          </w:tblBorders>
+          <w:tblCellMar>
+            <w:top w:w="15" w:type="dxa"/>
+            <w:left w:w="15" w:type="dxa"/>
+            <w:bottom w:w="15" w:type="dxa"/>
+            <w:right w:w="15" w:type="dxa"/>
+          </w:tblCellMar>
+        </w:tblPrEx>
+        <w:tc>
+          <w:tcPr>
+            <w:tcW w:w="1387" w:type="dxa"/>
+            <w:shd w:val="clear" w:color="auto" w:fill="auto"/>
+            <w:tcMar>
+              <w:top w:w="120" w:type="dxa"/>
+              <w:left w:w="0" w:type="dxa"/>
+              <w:bottom w:w="120" w:type="dxa"/>
+              <w:right w:w="192" w:type="dxa"/>
+            </w:tcMar>
+            <w:vAlign w:val="center"/>
+          </w:tcPr>
+          <w:p>
+            <w:pPr>
+              <w:keepNext w:val="0"/>
+              <w:keepLines w:val="0"/>
+              <w:widowControl/>
+              <w:suppressLineNumbers w:val="0"/>
+              <w:spacing w:line="300" w:lineRule="atLeast"/>
+              <w:jc w:val="left"/>
+              <w:rPr>
+                <w:rFonts w:hint="default" w:ascii="Segoe UI" w:hAnsi="Segoe UI" w:eastAsia="Segoe UI" w:cs="Segoe UI"/>
+                <w:i w:val="0"/>
+                <w:iCs w:val="0"/>
+                <w:caps w:val="0"/>
+                <w:color w:val="0F1115"/>
+                <w:spacing w:val="0"/>
+                <w:sz w:val="18"/>
+                <w:szCs w:val="18"/>
+              </w:rPr>
+            </w:pPr>
+            <w:r>
+              <w:rPr>
+                <w:rStyle w:val="24"/>
+                <w:rFonts w:hint="default" w:ascii="Segoe UI" w:hAnsi="Segoe UI" w:eastAsia="Segoe UI" w:cs="Segoe UI"/>
+                <w:b/>
+                <w:bCs/>
+                <w:i w:val="0"/>
+                <w:iCs w:val="0"/>
+                <w:caps w:val="0"/>
+                <w:snapToGrid w:val="0"/>
+                <w:color w:val="000000"/>
+                <w:spacing w:val="0"/>
+                <w:kern w:val="0"/>
+                <w:sz w:val="18"/>
+                <w:szCs w:val="18"/>
+                <w:lang w:val="en-US" w:eastAsia="zh-CN" w:bidi="ar"/>
+              </w:rPr>
+              <w:t>信息安全管理</w:t>
+            </w:r>
+          </w:p>
+        </w:tc>
+        <w:tc>
+          <w:tcPr>
+            <w:tcW w:w="1530" w:type="dxa"/>
+            <w:shd w:val="clear" w:color="auto" w:fill="auto"/>
+            <w:tcMar>
+              <w:top w:w="120" w:type="dxa"/>
+              <w:left w:w="192" w:type="dxa"/>
+              <w:bottom w:w="120" w:type="dxa"/>
+              <w:right w:w="192" w:type="dxa"/>
+            </w:tcMar>
+            <w:vAlign w:val="center"/>
+          </w:tcPr>
+          <w:p>
+            <w:pPr>
+              <w:keepNext w:val="0"/>
+              <w:keepLines w:val="0"/>
+              <w:widowControl/>
+              <w:suppressLineNumbers w:val="0"/>
+              <w:spacing w:line="300" w:lineRule="atLeast"/>
+              <w:jc w:val="left"/>
+              <w:rPr>
+                <w:rFonts w:hint="default" w:ascii="Segoe UI" w:hAnsi="Segoe UI" w:eastAsia="Segoe UI" w:cs="Segoe UI"/>
+                <w:i w:val="0"/>
+                <w:iCs w:val="0"/>
+                <w:caps w:val="0"/>
+                <w:color w:val="0F1115"/>
+                <w:spacing w:val="0"/>
+                <w:sz w:val="18"/>
+                <w:szCs w:val="18"/>
+              </w:rPr>
+            </w:pPr>
+            <w:r>
+              <w:rPr>
+                <w:rFonts w:hint="default" w:ascii="Segoe UI" w:hAnsi="Segoe UI" w:eastAsia="Segoe UI" w:cs="Segoe UI"/>
+                <w:i w:val="0"/>
+                <w:iCs w:val="0"/>
+                <w:caps w:val="0"/>
+                <w:snapToGrid w:val="0"/>
+                <w:color w:val="000000"/>
+                <w:spacing w:val="0"/>
+                <w:kern w:val="0"/>
+                <w:sz w:val="18"/>
+                <w:szCs w:val="18"/>
+                <w:lang w:val="en-US" w:eastAsia="zh-CN" w:bidi="ar"/>
+              </w:rPr>
+              <w:t>保障信息资产保密性、完整性、可用性</w:t>
+            </w:r>
+          </w:p>
+        </w:tc>
+        <w:tc>
+          <w:tcPr>
+            <w:tcW w:w="0" w:type="auto"/>
+            <w:shd w:val="clear" w:color="auto" w:fill="auto"/>
+            <w:tcMar>
+              <w:top w:w="120" w:type="dxa"/>
+              <w:left w:w="192" w:type="dxa"/>
+              <w:bottom w:w="120" w:type="dxa"/>
+              <w:right w:w="192" w:type="dxa"/>
+            </w:tcMar>
+            <w:vAlign w:val="center"/>
+          </w:tcPr>
+          <w:p>
+            <w:pPr>
+              <w:keepNext w:val="0"/>
+              <w:keepLines w:val="0"/>
+              <w:widowControl/>
+              <w:suppressLineNumbers w:val="0"/>
+              <w:spacing w:line="300" w:lineRule="atLeast"/>
+              <w:jc w:val="left"/>
+              <w:rPr>
+                <w:rFonts w:hint="default" w:ascii="Segoe UI" w:hAnsi="Segoe UI" w:eastAsia="Segoe UI" w:cs="Segoe UI"/>
+                <w:i w:val="0"/>
+                <w:iCs w:val="0"/>
+                <w:caps w:val="0"/>
+                <w:color w:val="0F1115"/>
+                <w:spacing w:val="0"/>
+                <w:sz w:val="18"/>
+                <w:szCs w:val="18"/>
+              </w:rPr>
+            </w:pPr>
+            <w:r>
+              <w:rPr>
+                <w:rFonts w:hint="default" w:ascii="Segoe UI" w:hAnsi="Segoe UI" w:eastAsia="Segoe UI" w:cs="Segoe UI"/>
+                <w:i w:val="0"/>
+                <w:iCs w:val="0"/>
+                <w:caps w:val="0"/>
+                <w:snapToGrid w:val="0"/>
+                <w:color w:val="000000"/>
+                <w:spacing w:val="0"/>
+                <w:kern w:val="0"/>
+                <w:sz w:val="18"/>
+                <w:szCs w:val="18"/>
+                <w:lang w:val="en-US" w:eastAsia="zh-CN" w:bidi="ar"/>
+              </w:rPr>
+              <w:t>资产清单、威胁识别、风险评估</w:t>
+            </w:r>
+          </w:p>
+        </w:tc>
+        <w:tc>
+          <w:tcPr>
+            <w:tcW w:w="0" w:type="auto"/>
+            <w:shd w:val="clear" w:color="auto" w:fill="auto"/>
+            <w:tcMar>
+              <w:top w:w="120" w:type="dxa"/>
+              <w:left w:w="192" w:type="dxa"/>
+              <w:bottom w:w="120" w:type="dxa"/>
+              <w:right w:w="192" w:type="dxa"/>
+            </w:tcMar>
+            <w:vAlign w:val="center"/>
+          </w:tcPr>
+          <w:p>
+            <w:pPr>
+              <w:keepNext w:val="0"/>
+              <w:keepLines w:val="0"/>
+              <w:widowControl/>
+              <w:suppressLineNumbers w:val="0"/>
+              <w:spacing w:line="300" w:lineRule="atLeast"/>
+              <w:jc w:val="left"/>
+              <w:rPr>
+                <w:rFonts w:hint="default" w:ascii="Segoe UI" w:hAnsi="Segoe UI" w:eastAsia="Segoe UI" w:cs="Segoe UI"/>
+                <w:i w:val="0"/>
+                <w:iCs w:val="0"/>
+                <w:caps w:val="0"/>
+                <w:color w:val="0F1115"/>
+                <w:spacing w:val="0"/>
+                <w:sz w:val="18"/>
+                <w:szCs w:val="18"/>
+              </w:rPr>
+            </w:pPr>
+            <w:r>
+              <w:rPr>
+                <w:rFonts w:hint="default" w:ascii="Segoe UI" w:hAnsi="Segoe UI" w:eastAsia="Segoe UI" w:cs="Segoe UI"/>
+                <w:i w:val="0"/>
+                <w:iCs w:val="0"/>
+                <w:caps w:val="0"/>
+                <w:snapToGrid w:val="0"/>
+                <w:color w:val="000000"/>
+                <w:spacing w:val="0"/>
+                <w:kern w:val="0"/>
+                <w:sz w:val="18"/>
+                <w:szCs w:val="18"/>
+                <w:lang w:val="en-US" w:eastAsia="zh-CN" w:bidi="ar"/>
+              </w:rPr>
+              <w:t>安全策略、控制措施、事件报告</w:t>
+            </w:r>
+          </w:p>
+        </w:tc>
+        <w:tc>
+          <w:tcPr>
+            <w:tcW w:w="0" w:type="auto"/>
+            <w:shd w:val="clear" w:color="auto" w:fill="auto"/>
+            <w:tcMar>
+              <w:top w:w="120" w:type="dxa"/>
+              <w:left w:w="192" w:type="dxa"/>
+              <w:bottom w:w="120" w:type="dxa"/>
+              <w:right w:w="0" w:type="dxa"/>
+            </w:tcMar>
+            <w:vAlign w:val="center"/>
+          </w:tcPr>
+          <w:p>
+            <w:pPr>
+              <w:keepNext w:val="0"/>
+              <w:keepLines w:val="0"/>
+              <w:widowControl/>
+              <w:suppressLineNumbers w:val="0"/>
+              <w:spacing w:line="300" w:lineRule="atLeast"/>
+              <w:jc w:val="left"/>
+              <w:rPr>
+                <w:rFonts w:hint="default" w:ascii="Segoe UI" w:hAnsi="Segoe UI" w:eastAsia="Segoe UI" w:cs="Segoe UI"/>
+                <w:i w:val="0"/>
+                <w:iCs w:val="0"/>
+                <w:caps w:val="0"/>
+                <w:color w:val="0F1115"/>
+                <w:spacing w:val="0"/>
+                <w:sz w:val="18"/>
+                <w:szCs w:val="18"/>
+              </w:rPr>
+            </w:pPr>
+            <w:r>
+              <w:rPr>
+                <w:rFonts w:hint="default" w:ascii="Segoe UI" w:hAnsi="Segoe UI" w:eastAsia="Segoe UI" w:cs="Segoe UI"/>
+                <w:i w:val="0"/>
+                <w:iCs w:val="0"/>
+                <w:caps w:val="0"/>
+                <w:snapToGrid w:val="0"/>
+                <w:color w:val="000000"/>
+                <w:spacing w:val="0"/>
+                <w:kern w:val="0"/>
+                <w:sz w:val="18"/>
+                <w:szCs w:val="18"/>
+                <w:lang w:val="en-US" w:eastAsia="zh-CN" w:bidi="ar"/>
+              </w:rPr>
+              <w:t>所有流程（贯穿性保障）</w:t>
+            </w:r>
+          </w:p>
+        </w:tc>
+      </w:tr>
+    </w:tbl>
+    <w:p>
+      <w:pPr>
+        <w:keepNext w:val="0"/>
+        <w:keepLines w:val="0"/>
+        <w:pageBreakBefore w:val="0"/>
+        <w:widowControl w:val="0"/>
+        <w:kinsoku/>
+        <w:wordWrap/>
+        <w:overflowPunct/>
+        <w:topLinePunct w:val="0"/>
+        <w:autoSpaceDE/>
+        <w:autoSpaceDN/>
+        <w:bidi w:val="0"/>
+        <w:adjustRightInd/>
+        <w:snapToGrid/>
+        <w:spacing w:line="360" w:lineRule="auto"/>
+        <w:ind w:left="0" w:leftChars="0" w:right="0" w:rightChars="0" w:firstLine="0" w:firstLineChars="0"/>
+        <w:jc w:val="center"/>
+        <w:textAlignment w:val="auto"/>
+        <w:rPr>
+          <w:rFonts w:hint="default"/>
+          <w:lang w:val="en-US" w:eastAsia="zh-CN"/>
+        </w:rPr>
+      </w:pPr>
     </w:p>
     <w:p>
       <w:pPr>
@@ -1654,7 +4808,7 @@
           <w:lang w:val="en-US" w:eastAsia="zh-CN"/>
         </w:rPr>
       </w:pPr>
-      <w:bookmarkStart w:id="6" w:name="_Toc30476"/>
+      <w:bookmarkStart w:id="8" w:name="_Toc641"/>
       <w:r>
         <w:rPr>
           <w:rFonts w:hint="eastAsia"/>
@@ -1662,7 +4816,7 @@
         </w:rPr>
         <w:t>各过程详细定义</w:t>
       </w:r>
-      <w:bookmarkEnd w:id="6"/>
+      <w:bookmarkEnd w:id="8"/>
     </w:p>
     <w:p>
       <w:pPr>
@@ -2123,8 +5277,6 @@
               </w:rPr>
               <w:t>交付</w:t>
             </w:r>
-            <w:bookmarkStart w:id="9" w:name="_GoBack"/>
-            <w:bookmarkEnd w:id="9"/>
             <w:r>
               <w:rPr>
                 <w:rFonts w:hint="default"/>
@@ -4785,7 +7937,7 @@
           <w:lang w:val="en-US" w:eastAsia="zh-CN"/>
         </w:rPr>
       </w:pPr>
-      <w:bookmarkStart w:id="7" w:name="_Toc14929"/>
+      <w:bookmarkStart w:id="9" w:name="_Toc15528"/>
       <w:r>
         <w:rPr>
           <w:rFonts w:hint="default"/>
@@ -4793,7 +7945,7 @@
         </w:rPr>
         <w:t>过程间协作机制</w:t>
       </w:r>
-      <w:bookmarkEnd w:id="7"/>
+      <w:bookmarkEnd w:id="9"/>
     </w:p>
     <w:p>
       <w:pPr>
@@ -4888,7 +8040,7 @@
           <w:lang w:val="en-US" w:eastAsia="zh-CN"/>
         </w:rPr>
       </w:pPr>
-      <w:bookmarkStart w:id="8" w:name="_Toc28291"/>
+      <w:bookmarkStart w:id="10" w:name="_Toc6095"/>
       <w:r>
         <w:rPr>
           <w:rFonts w:hint="default"/>
@@ -4896,7 +8048,7 @@
         </w:rPr>
         <w:t>实施与持续改进</w:t>
       </w:r>
-      <w:bookmarkEnd w:id="8"/>
+      <w:bookmarkEnd w:id="10"/>
     </w:p>
     <w:p>
       <w:pPr>
@@ -4979,7 +8131,21 @@
           <w:rFonts w:hint="default"/>
           <w:lang w:val="en-US" w:eastAsia="zh-CN"/>
         </w:rPr>
-        <w:t>评审与优化：每季度开展过程评估，结合服务报告与客户反馈，持续优化框架。</w:t>
+        <w:t>评审与优化：每季度开展过程评估，结合服务报告与客户反馈，持续优化</w:t>
+      </w:r>
+      <w:r>
+        <w:rPr>
+          <w:rFonts w:hint="eastAsia"/>
+          <w:lang w:val="en-US" w:eastAsia="zh-CN"/>
+        </w:rPr>
+        <w:t>过程</w:t>
+      </w:r>
+      <w:r>
+        <w:rPr>
+          <w:rFonts w:hint="default"/>
+          <w:lang w:val="en-US" w:eastAsia="zh-CN"/>
+        </w:rPr>
+        <w:t>框架。</w:t>
       </w:r>
     </w:p>
     <w:sectPr>
